--- a/output/第10期計画_ケアプラン点検実施要領（案）.docx
+++ b/output/第10期計画_ケアプラン点検実施要領（案）.docx
@@ -879,6 +879,18 @@
           <w:rFonts w:ascii="游ゴシック" w:hAnsi="游ゴシック" w:eastAsia="游ゴシック"/>
           <w:sz w:val="18"/>
         </w:rPr>
+        <w:t>※ 福祉用具貸与調査についても、適正化計画指針は、小規模保険者等であっても効果的に調査を実施できるよう、「認定調査状況と利用サービス不一致一覧表」により調査対象を絞り込んだうえで優先的に行うこととしている。ケアプランの点検で用いる帳票と同一であるため、同じ抽出結果を用いて一体的に行う。</w:t>
+      </w:r>
+    </w:p>
+    <w:p>
+      <w:pPr>
+        <w:ind w:left="227"/>
+      </w:pPr>
+      <w:r>
+        <w:rPr>
+          <w:rFonts w:ascii="游ゴシック" w:hAnsi="游ゴシック" w:eastAsia="游ゴシック"/>
+          <w:sz w:val="18"/>
+        </w:rPr>
         <w:t>※ 令和8年度の給付実績は年度途中の集計であるため、月平均利用者数は令和7年度の値を用いている。令和6年度の居宅介護支援と介護予防支援の合計は883人であり、令和7年度は926人である。</w:t>
       </w:r>
     </w:p>
@@ -1769,7 +1781,7 @@
                 <w:b w:val="0"/>
                 <w:sz w:val="19"/>
               </w:rPr>
-              <w:t>支給限度額に対する利用割合が高い順に抽出する</w:t>
+              <w:t>支給限度額に対する利用割合が高い順に抽出する。適正化計画指針は推奨数値を70％としている</w:t>
             </w:r>
           </w:p>
         </w:tc>
@@ -2001,7 +2013,7 @@
                 <w:b w:val="0"/>
                 <w:sz w:val="19"/>
               </w:rPr>
-              <w:t>有料老人ホーム等の入居者</w:t>
+              <w:t>支給限度額一定割合超支援事業所における対象サービス利用者一覧表</w:t>
             </w:r>
           </w:p>
         </w:tc>
@@ -2039,7 +2051,7 @@
                 <w:b w:val="0"/>
                 <w:sz w:val="19"/>
               </w:rPr>
-              <w:t>第9節の手順による</w:t>
+              <w:t>適正化計画指針が高齢者向け住まいの入居者に焦点を当てた点検に望ましいとする帳票。第9節の手順による</w:t>
             </w:r>
           </w:p>
         </w:tc>
@@ -2685,6 +2697,302 @@
       </w:r>
     </w:p>
     <w:p>
+      <w:r>
+        <w:rPr>
+          <w:rFonts w:ascii="游ゴシック" w:hAnsi="游ゴシック" w:eastAsia="游ゴシック"/>
+          <w:b w:val="0"/>
+          <w:sz w:val="21"/>
+        </w:rPr>
+      </w:r>
+    </w:p>
+    <w:p>
+      <w:r>
+        <w:rPr>
+          <w:rFonts w:ascii="游ゴシック" w:hAnsi="游ゴシック" w:eastAsia="游ゴシック"/>
+          <w:b/>
+          <w:sz w:val="21"/>
+        </w:rPr>
+        <w:t>【4つの取組の一体的な実施】</w:t>
+      </w:r>
+    </w:p>
+    <w:p>
+      <w:r>
+        <w:rPr>
+          <w:rFonts w:ascii="游ゴシック" w:hAnsi="游ゴシック" w:eastAsia="游ゴシック"/>
+          <w:b w:val="0"/>
+          <w:sz w:val="21"/>
+        </w:rPr>
+        <w:t>適正化計画指針は、ケアプランの点検について、次の4つを一体的に実施することを求めている。本要領の各節は、この4つに対応させて構成する。</w:t>
+      </w:r>
+    </w:p>
+    <w:p>
+      <w:pPr>
+        <w:keepNext/>
+        <w:spacing w:before="160" w:after="40"/>
+      </w:pPr>
+      <w:r>
+        <w:rPr>
+          <w:rFonts w:ascii="游ゴシック" w:hAnsi="游ゴシック" w:eastAsia="游ゴシック"/>
+          <w:b/>
+          <w:sz w:val="20"/>
+        </w:rPr>
+        <w:t>表6　適正化計画指針が求める4つの取組と本要領の対応</w:t>
+      </w:r>
+    </w:p>
+    <w:tbl>
+      <w:tblPr>
+        <w:tblStyle w:val="TableGrid"/>
+        <w:tblW w:type="auto" w:w="0"/>
+        <w:tblLayout w:type="fixed"/>
+        <w:tblLook w:firstColumn="1" w:firstRow="1" w:lastColumn="0" w:lastRow="0" w:noHBand="0" w:noVBand="1" w:val="04A0"/>
+        <w:tblCellMar>
+          <w:top w:w="34" w:type="dxa"/>
+          <w:left w:w="68" w:type="dxa"/>
+          <w:bottom w:w="34" w:type="dxa"/>
+          <w:right w:w="68" w:type="dxa"/>
+        </w:tblCellMar>
+      </w:tblPr>
+      <w:tblGrid>
+        <w:gridCol w:w="4876"/>
+        <w:gridCol w:w="4876"/>
+      </w:tblGrid>
+      <w:tr>
+        <w:trPr>
+          <w:tblHeader/>
+        </w:trPr>
+        <w:tc>
+          <w:tcPr>
+            <w:tcW w:type="dxa" w:w="4535"/>
+            <w:vAlign w:val="center"/>
+            <w:shd w:val="clear" w:color="auto" w:fill="1F3864"/>
+          </w:tcPr>
+          <w:p>
+            <w:pPr>
+              <w:spacing w:after="0"/>
+              <w:jc w:val="center"/>
+            </w:pPr>
+            <w:r>
+              <w:rPr>
+                <w:rFonts w:ascii="游ゴシック" w:hAnsi="游ゴシック" w:eastAsia="游ゴシック"/>
+                <w:b/>
+                <w:color w:val="FFFFFF"/>
+                <w:sz w:val="19"/>
+              </w:rPr>
+              <w:t>指針の求め</w:t>
+            </w:r>
+          </w:p>
+        </w:tc>
+        <w:tc>
+          <w:tcPr>
+            <w:tcW w:type="dxa" w:w="5216"/>
+            <w:vAlign w:val="center"/>
+            <w:shd w:val="clear" w:color="auto" w:fill="1F3864"/>
+          </w:tcPr>
+          <w:p>
+            <w:pPr>
+              <w:spacing w:after="0"/>
+              <w:jc w:val="center"/>
+            </w:pPr>
+            <w:r>
+              <w:rPr>
+                <w:rFonts w:ascii="游ゴシック" w:hAnsi="游ゴシック" w:eastAsia="游ゴシック"/>
+                <w:b/>
+                <w:color w:val="FFFFFF"/>
+                <w:sz w:val="19"/>
+              </w:rPr>
+              <w:t>本要領での対応</w:t>
+            </w:r>
+          </w:p>
+        </w:tc>
+      </w:tr>
+      <w:tr>
+        <w:trPr>
+          <w:cantSplit/>
+        </w:trPr>
+        <w:tc>
+          <w:tcPr>
+            <w:tcW w:type="dxa" w:w="4535"/>
+            <w:vAlign w:val="center"/>
+          </w:tcPr>
+          <w:p>
+            <w:pPr>
+              <w:spacing w:after="0"/>
+            </w:pPr>
+            <w:r>
+              <w:rPr>
+                <w:rFonts w:ascii="游ゴシック" w:hAnsi="游ゴシック" w:eastAsia="游ゴシック"/>
+                <w:b/>
+                <w:sz w:val="19"/>
+              </w:rPr>
+              <w:t>① 保険者によるチェックシート等を活用したケアプランの内容確認</w:t>
+            </w:r>
+          </w:p>
+        </w:tc>
+        <w:tc>
+          <w:tcPr>
+            <w:tcW w:type="dxa" w:w="5216"/>
+            <w:vAlign w:val="center"/>
+          </w:tcPr>
+          <w:p>
+            <w:pPr>
+              <w:spacing w:after="0"/>
+            </w:pPr>
+            <w:r>
+              <w:rPr>
+                <w:rFonts w:ascii="游ゴシック" w:hAnsi="游ゴシック" w:eastAsia="游ゴシック"/>
+                <w:b w:val="0"/>
+                <w:sz w:val="19"/>
+              </w:rPr>
+              <w:t>第5節の点検の視点により確認する（様式第1号）</w:t>
+            </w:r>
+          </w:p>
+        </w:tc>
+      </w:tr>
+      <w:tr>
+        <w:trPr>
+          <w:cantSplit/>
+        </w:trPr>
+        <w:tc>
+          <w:tcPr>
+            <w:tcW w:type="dxa" w:w="4535"/>
+            <w:vAlign w:val="center"/>
+            <w:shd w:val="clear" w:color="auto" w:fill="F2F5FA"/>
+          </w:tcPr>
+          <w:p>
+            <w:pPr>
+              <w:spacing w:after="0"/>
+            </w:pPr>
+            <w:r>
+              <w:rPr>
+                <w:rFonts w:ascii="游ゴシック" w:hAnsi="游ゴシック" w:eastAsia="游ゴシック"/>
+                <w:b/>
+                <w:sz w:val="19"/>
+              </w:rPr>
+              <w:t>② 明らかになった改善すべき事項の介護支援専門員への伝達</w:t>
+            </w:r>
+          </w:p>
+        </w:tc>
+        <w:tc>
+          <w:tcPr>
+            <w:tcW w:type="dxa" w:w="5216"/>
+            <w:vAlign w:val="center"/>
+            <w:shd w:val="clear" w:color="auto" w:fill="F2F5FA"/>
+          </w:tcPr>
+          <w:p>
+            <w:pPr>
+              <w:spacing w:after="0"/>
+            </w:pPr>
+            <w:r>
+              <w:rPr>
+                <w:rFonts w:ascii="游ゴシック" w:hAnsi="游ゴシック" w:eastAsia="游ゴシック"/>
+                <w:b w:val="0"/>
+                <w:sz w:val="19"/>
+              </w:rPr>
+              <w:t>第8節の結果の区分と手順による（様式第2号）</w:t>
+            </w:r>
+          </w:p>
+        </w:tc>
+      </w:tr>
+      <w:tr>
+        <w:trPr>
+          <w:cantSplit/>
+        </w:trPr>
+        <w:tc>
+          <w:tcPr>
+            <w:tcW w:type="dxa" w:w="4535"/>
+            <w:vAlign w:val="center"/>
+          </w:tcPr>
+          <w:p>
+            <w:pPr>
+              <w:spacing w:after="0"/>
+            </w:pPr>
+            <w:r>
+              <w:rPr>
+                <w:rFonts w:ascii="游ゴシック" w:hAnsi="游ゴシック" w:eastAsia="游ゴシック"/>
+                <w:b/>
+                <w:sz w:val="19"/>
+              </w:rPr>
+              <w:t>③ 自己点検シートによる介護支援専門員による自己チェック及び保険者による評価</w:t>
+            </w:r>
+          </w:p>
+        </w:tc>
+        <w:tc>
+          <w:tcPr>
+            <w:tcW w:type="dxa" w:w="5216"/>
+            <w:vAlign w:val="center"/>
+          </w:tcPr>
+          <w:p>
+            <w:pPr>
+              <w:spacing w:after="0"/>
+            </w:pPr>
+            <w:r>
+              <w:rPr>
+                <w:rFonts w:ascii="游ゴシック" w:hAnsi="游ゴシック" w:eastAsia="游ゴシック"/>
+                <w:b w:val="0"/>
+                <w:sz w:val="19"/>
+              </w:rPr>
+              <w:t>点検の視点を事前に示し、同じ様式で自己点検を行ったうえで計画を提出していただく（様式第3号）</w:t>
+            </w:r>
+          </w:p>
+        </w:tc>
+      </w:tr>
+      <w:tr>
+        <w:trPr>
+          <w:cantSplit/>
+        </w:trPr>
+        <w:tc>
+          <w:tcPr>
+            <w:tcW w:type="dxa" w:w="4535"/>
+            <w:vAlign w:val="center"/>
+            <w:shd w:val="clear" w:color="auto" w:fill="F2F5FA"/>
+          </w:tcPr>
+          <w:p>
+            <w:pPr>
+              <w:spacing w:after="0"/>
+            </w:pPr>
+            <w:r>
+              <w:rPr>
+                <w:rFonts w:ascii="游ゴシック" w:hAnsi="游ゴシック" w:eastAsia="游ゴシック"/>
+                <w:b/>
+                <w:sz w:val="19"/>
+              </w:rPr>
+              <w:t>④ 介護支援専門員への講習会の開催</w:t>
+            </w:r>
+          </w:p>
+        </w:tc>
+        <w:tc>
+          <w:tcPr>
+            <w:tcW w:type="dxa" w:w="5216"/>
+            <w:vAlign w:val="center"/>
+            <w:shd w:val="clear" w:color="auto" w:fill="F2F5FA"/>
+          </w:tcPr>
+          <w:p>
+            <w:pPr>
+              <w:spacing w:after="0"/>
+            </w:pPr>
+            <w:r>
+              <w:rPr>
+                <w:rFonts w:ascii="游ゴシック" w:hAnsi="游ゴシック" w:eastAsia="游ゴシック"/>
+                <w:b w:val="0"/>
+                <w:sz w:val="19"/>
+              </w:rPr>
+              <w:t>集団点検（事例検討）を年1回以上開催する。点検の結果から共通して見られた事項を題材とする</w:t>
+            </w:r>
+          </w:p>
+        </w:tc>
+      </w:tr>
+    </w:tbl>
+    <w:p>
+      <w:r>
+        <w:rPr>
+          <w:rFonts w:ascii="游ゴシック" w:hAnsi="游ゴシック" w:eastAsia="游ゴシック"/>
+          <w:b w:val="0"/>
+          <w:sz w:val="21"/>
+        </w:rPr>
+        <w:t>指針は、過誤申立てだけでなくケアプランの改善状況を把握することにより、点検を実施したことによる効果を把握することが望ましいとしている。本要領は第8節で改善率及び再指摘率を測ることとしている。</w:t>
+      </w:r>
+    </w:p>
+    <w:p>
       <w:pPr>
         <w:keepNext/>
         <w:spacing w:before="180" w:after="60"/>
@@ -2709,7 +3017,7 @@
           <w:b/>
           <w:sz w:val="20"/>
         </w:rPr>
-        <w:t>表6　年間の工程</w:t>
+        <w:t>表7　年間の工程</w:t>
       </w:r>
     </w:p>
     <w:tbl>
@@ -3414,7 +3722,7 @@
           <w:b/>
           <w:sz w:val="20"/>
         </w:rPr>
-        <w:t>表7　点検件数の目安（受託者案）</w:t>
+        <w:t>表8　点検件数の目安（受託者案）</w:t>
       </w:r>
     </w:p>
     <w:tbl>
@@ -4106,7 +4414,7 @@
           <w:b/>
           <w:sz w:val="20"/>
         </w:rPr>
-        <w:t>表8　点検結果の区分と対応</w:t>
+        <w:t>表9　点検結果の区分と対応</w:t>
       </w:r>
     </w:p>
     <w:tbl>
@@ -4651,7 +4959,7 @@
           <w:b/>
           <w:sz w:val="20"/>
         </w:rPr>
-        <w:t>表9　様式</w:t>
+        <w:t>表10　様式</w:t>
       </w:r>
     </w:p>
     <w:tbl>
@@ -5245,7 +5553,7 @@
           <w:b/>
           <w:sz w:val="20"/>
         </w:rPr>
-        <w:t>表10　区域内の有料老人ホーム・サービス付き高齢者向け住宅</w:t>
+        <w:t>表11　区域内の有料老人ホーム・サービス付き高齢者向け住宅</w:t>
       </w:r>
     </w:p>
     <w:tbl>
@@ -5638,6 +5946,26 @@
       </w:r>
     </w:p>
     <w:p>
+      <w:r>
+        <w:rPr>
+          <w:rFonts w:ascii="游ゴシック" w:hAnsi="游ゴシック" w:eastAsia="游ゴシック"/>
+          <w:b w:val="0"/>
+          <w:sz w:val="20"/>
+        </w:rPr>
+        <w:t>依頼に当たっては、北海道側の評価指標との関係を併せてお示しする。令和8年度の評価指標（都道府県分）は、目標Ⅱの活動指標群において「管内市町村のケアプラン点検の実施割合」を評価しており（最大12点）、管内市町村の実施状況が北海道の得点となる仕組みである。また体制・取組指標群（最大64点）は、「ケアプラン等の点検について、専門的知識を有する者への委嘱等により、保険者における点検事務の強化を図るほか、点検に携わる職員に対して『ケアプラン点検支援マニュアル』及び同マニュアルの附属資料である『ケアプラン点検の基礎知識〜これからケアプラン点検に臨む保険者職員の参考書〜』の活用方法や具体的な点検方法等に関する研修や実地支援等を行うこと」を評価の対象としている。本広域連合が令和9年度に点検に着手することは、北海道の評価においても得点となる。</w:t>
+      </w:r>
+    </w:p>
+    <w:p>
+      <w:r>
+        <w:rPr>
+          <w:rFonts w:ascii="游ゴシック" w:hAnsi="游ゴシック" w:eastAsia="游ゴシック"/>
+          <w:b w:val="0"/>
+          <w:sz w:val="20"/>
+        </w:rPr>
+        <w:t>したがって、次の3件は、本広域連合が支援を受ける関係であると同時に、北海道の評価指標に対応する取組でもある。この点を明示したうえで依頼する。</w:t>
+      </w:r>
+    </w:p>
+    <w:p>
       <w:pPr>
         <w:ind w:left="340" w:hanging="340"/>
       </w:pPr>
@@ -5647,6 +5975,30 @@
           <w:sz w:val="21"/>
         </w:rPr>
         <w:t>・令和9年4月に、北海道上川総合振興局を通じて、区域内の有料老人ホーム及びサービス付き高齢者向け住宅に係る家賃、管理費、食費及び介護保険外のサービス提供費用の情報について提供を依頼する。</w:t>
+      </w:r>
+    </w:p>
+    <w:p>
+      <w:pPr>
+        <w:ind w:left="340" w:hanging="340"/>
+      </w:pPr>
+      <w:r>
+        <w:rPr>
+          <w:rFonts w:ascii="游ゴシック" w:hAnsi="游ゴシック" w:eastAsia="游ゴシック"/>
+          <w:sz w:val="21"/>
+        </w:rPr>
+        <w:t>・点検に携わる職員に対する研修及び実地支援を依頼する（都道府県分 目標Ⅱ（ⅰ）1エ）。</w:t>
+      </w:r>
+    </w:p>
+    <w:p>
+      <w:pPr>
+        <w:ind w:left="340" w:hanging="340"/>
+      </w:pPr>
+      <w:r>
+        <w:rPr>
+          <w:rFonts w:ascii="游ゴシック" w:hAnsi="游ゴシック" w:eastAsia="游ゴシック"/>
+          <w:sz w:val="21"/>
+        </w:rPr>
+        <w:t>・専門的知識を有する者の委嘱による点検事務の強化について、北海道による支援の可否を確認する（同上。職能団体への委託と併せて第11節で検討する）。</w:t>
       </w:r>
     </w:p>
     <w:p>
@@ -5683,6 +6035,8 @@
           <w:sz w:val="18"/>
         </w:rPr>
         <w:t>※ 北海道が家賃等の情報収集を行っていない場合は、この項目は評価の対象とならない。北海道の情報収集の状況は、令和9年4月の依頼に併せて確認する。この確認は確認事項として管理する。</w:t>
+        <w:br/>
+        <w:t>なお令和8年度の評価指標（都道府県分）には、家賃等の情報収集を評価する項目がない。都道府県の側にこの取組を行う制度上の誘因がないため、情報収集が行われていない可能性がある。この場合、本項目（配点8点）の取得は困難であり、区域外の有料老人ホーム等に入居している被保険者への対応体制の構築（次の項）により対応する。</w:t>
       </w:r>
     </w:p>
     <w:p>
@@ -5721,7 +6075,7 @@
           <w:b/>
           <w:sz w:val="20"/>
         </w:rPr>
-        <w:t>表11　リハビリテーション専門職等の関与に係る評価の状況（令和8年度）</w:t>
+        <w:t>表12　リハビリテーション専門職等の関与に係る評価の状況（令和8年度）</w:t>
       </w:r>
     </w:p>
     <w:tbl>
@@ -6246,7 +6600,7 @@
           <w:b/>
           <w:sz w:val="20"/>
         </w:rPr>
-        <w:t>表12　役割分担</w:t>
+        <w:t>表13　役割分担</w:t>
       </w:r>
     </w:p>
     <w:tbl>
@@ -6590,6 +6944,328 @@
         <w:t>点検を行う職員は、あらかじめ北海道又は国民健康保険中央会が実施するケアプラン点検に関する研修を受講する。</w:t>
       </w:r>
     </w:p>
+    <w:p>
+      <w:r>
+        <w:rPr>
+          <w:rFonts w:ascii="游ゴシック" w:hAnsi="游ゴシック" w:eastAsia="游ゴシック"/>
+          <w:b w:val="0"/>
+          <w:sz w:val="21"/>
+        </w:rPr>
+      </w:r>
+    </w:p>
+    <w:p>
+      <w:r>
+        <w:rPr>
+          <w:rFonts w:ascii="游ゴシック" w:hAnsi="游ゴシック" w:eastAsia="游ゴシック"/>
+          <w:b/>
+          <w:sz w:val="21"/>
+        </w:rPr>
+        <w:t>【広域連合が自ら行う以外の実施方法】</w:t>
+      </w:r>
+    </w:p>
+    <w:p>
+      <w:r>
+        <w:rPr>
+          <w:rFonts w:ascii="游ゴシック" w:hAnsi="游ゴシック" w:eastAsia="游ゴシック"/>
+          <w:b w:val="0"/>
+          <w:sz w:val="21"/>
+        </w:rPr>
+        <w:t>適正化計画指針は、点検の手法について、保険者が自ら点検を実施するだけではなく、地域の介護支援専門員同士、あるいは主任介護支援専門員や介護支援専門員の職能団体によるケアプランの点検の機会を保険者として設けることや、職能団体に点検を委託することも有効であるとしている。区域内の介護支援専門員数を踏まえ、次の3つを併用する。</w:t>
+      </w:r>
+    </w:p>
+    <w:p>
+      <w:pPr>
+        <w:keepNext/>
+        <w:spacing w:before="160" w:after="40"/>
+      </w:pPr>
+      <w:r>
+        <w:rPr>
+          <w:rFonts w:ascii="游ゴシック" w:hAnsi="游ゴシック" w:eastAsia="游ゴシック"/>
+          <w:b/>
+          <w:sz w:val="20"/>
+        </w:rPr>
+        <w:t>表14　実施方法の組合せ</w:t>
+      </w:r>
+    </w:p>
+    <w:tbl>
+      <w:tblPr>
+        <w:tblStyle w:val="TableGrid"/>
+        <w:tblW w:type="auto" w:w="0"/>
+        <w:tblLayout w:type="fixed"/>
+        <w:tblLook w:firstColumn="1" w:firstRow="1" w:lastColumn="0" w:lastRow="0" w:noHBand="0" w:noVBand="1" w:val="04A0"/>
+        <w:tblCellMar>
+          <w:top w:w="34" w:type="dxa"/>
+          <w:left w:w="68" w:type="dxa"/>
+          <w:bottom w:w="34" w:type="dxa"/>
+          <w:right w:w="68" w:type="dxa"/>
+        </w:tblCellMar>
+      </w:tblPr>
+      <w:tblGrid>
+        <w:gridCol w:w="3251"/>
+        <w:gridCol w:w="3251"/>
+        <w:gridCol w:w="3251"/>
+      </w:tblGrid>
+      <w:tr>
+        <w:trPr>
+          <w:tblHeader/>
+        </w:trPr>
+        <w:tc>
+          <w:tcPr>
+            <w:tcW w:type="dxa" w:w="2154"/>
+            <w:vAlign w:val="center"/>
+            <w:shd w:val="clear" w:color="auto" w:fill="1F3864"/>
+          </w:tcPr>
+          <w:p>
+            <w:pPr>
+              <w:spacing w:after="0"/>
+              <w:jc w:val="center"/>
+            </w:pPr>
+            <w:r>
+              <w:rPr>
+                <w:rFonts w:ascii="游ゴシック" w:hAnsi="游ゴシック" w:eastAsia="游ゴシック"/>
+                <w:b/>
+                <w:color w:val="FFFFFF"/>
+                <w:sz w:val="19"/>
+              </w:rPr>
+              <w:t>方法</w:t>
+            </w:r>
+          </w:p>
+        </w:tc>
+        <w:tc>
+          <w:tcPr>
+            <w:tcW w:type="dxa" w:w="3855"/>
+            <w:vAlign w:val="center"/>
+            <w:shd w:val="clear" w:color="auto" w:fill="1F3864"/>
+          </w:tcPr>
+          <w:p>
+            <w:pPr>
+              <w:spacing w:after="0"/>
+              <w:jc w:val="center"/>
+            </w:pPr>
+            <w:r>
+              <w:rPr>
+                <w:rFonts w:ascii="游ゴシック" w:hAnsi="游ゴシック" w:eastAsia="游ゴシック"/>
+                <w:b/>
+                <w:color w:val="FFFFFF"/>
+                <w:sz w:val="19"/>
+              </w:rPr>
+              <w:t>内容</w:t>
+            </w:r>
+          </w:p>
+        </w:tc>
+        <w:tc>
+          <w:tcPr>
+            <w:tcW w:type="dxa" w:w="3742"/>
+            <w:vAlign w:val="center"/>
+            <w:shd w:val="clear" w:color="auto" w:fill="1F3864"/>
+          </w:tcPr>
+          <w:p>
+            <w:pPr>
+              <w:spacing w:after="0"/>
+              <w:jc w:val="center"/>
+            </w:pPr>
+            <w:r>
+              <w:rPr>
+                <w:rFonts w:ascii="游ゴシック" w:hAnsi="游ゴシック" w:eastAsia="游ゴシック"/>
+                <w:b/>
+                <w:color w:val="FFFFFF"/>
+                <w:sz w:val="19"/>
+              </w:rPr>
+              <w:t>第10期での位置づけ</w:t>
+            </w:r>
+          </w:p>
+        </w:tc>
+      </w:tr>
+      <w:tr>
+        <w:trPr>
+          <w:cantSplit/>
+        </w:trPr>
+        <w:tc>
+          <w:tcPr>
+            <w:tcW w:type="dxa" w:w="2154"/>
+            <w:vAlign w:val="center"/>
+          </w:tcPr>
+          <w:p>
+            <w:pPr>
+              <w:spacing w:after="0"/>
+            </w:pPr>
+            <w:r>
+              <w:rPr>
+                <w:rFonts w:ascii="游ゴシック" w:hAnsi="游ゴシック" w:eastAsia="游ゴシック"/>
+                <w:b/>
+                <w:sz w:val="19"/>
+              </w:rPr>
+              <w:t>広域連合による点検</w:t>
+            </w:r>
+          </w:p>
+        </w:tc>
+        <w:tc>
+          <w:tcPr>
+            <w:tcW w:type="dxa" w:w="3855"/>
+            <w:vAlign w:val="center"/>
+          </w:tcPr>
+          <w:p>
+            <w:pPr>
+              <w:spacing w:after="0"/>
+            </w:pPr>
+            <w:r>
+              <w:rPr>
+                <w:rFonts w:ascii="游ゴシック" w:hAnsi="游ゴシック" w:eastAsia="游ゴシック"/>
+                <w:b w:val="0"/>
+                <w:sz w:val="19"/>
+              </w:rPr>
+              <w:t>広域連合の職員が書面点検・訪問点検を行う</w:t>
+            </w:r>
+          </w:p>
+        </w:tc>
+        <w:tc>
+          <w:tcPr>
+            <w:tcW w:type="dxa" w:w="3742"/>
+            <w:vAlign w:val="center"/>
+          </w:tcPr>
+          <w:p>
+            <w:pPr>
+              <w:spacing w:after="0"/>
+            </w:pPr>
+            <w:r>
+              <w:rPr>
+                <w:rFonts w:ascii="游ゴシック" w:hAnsi="游ゴシック" w:eastAsia="游ゴシック"/>
+                <w:b w:val="0"/>
+                <w:sz w:val="19"/>
+              </w:rPr>
+              <w:t>令和9年度から実施する。件数の中心となる</w:t>
+            </w:r>
+          </w:p>
+        </w:tc>
+      </w:tr>
+      <w:tr>
+        <w:trPr>
+          <w:cantSplit/>
+        </w:trPr>
+        <w:tc>
+          <w:tcPr>
+            <w:tcW w:type="dxa" w:w="2154"/>
+            <w:vAlign w:val="center"/>
+            <w:shd w:val="clear" w:color="auto" w:fill="F2F5FA"/>
+          </w:tcPr>
+          <w:p>
+            <w:pPr>
+              <w:spacing w:after="0"/>
+            </w:pPr>
+            <w:r>
+              <w:rPr>
+                <w:rFonts w:ascii="游ゴシック" w:hAnsi="游ゴシック" w:eastAsia="游ゴシック"/>
+                <w:b/>
+                <w:sz w:val="19"/>
+              </w:rPr>
+              <w:t>介護支援専門員同士による点検の機会</w:t>
+            </w:r>
+          </w:p>
+        </w:tc>
+        <w:tc>
+          <w:tcPr>
+            <w:tcW w:type="dxa" w:w="3855"/>
+            <w:vAlign w:val="center"/>
+            <w:shd w:val="clear" w:color="auto" w:fill="F2F5FA"/>
+          </w:tcPr>
+          <w:p>
+            <w:pPr>
+              <w:spacing w:after="0"/>
+            </w:pPr>
+            <w:r>
+              <w:rPr>
+                <w:rFonts w:ascii="游ゴシック" w:hAnsi="游ゴシック" w:eastAsia="游ゴシック"/>
+                <w:b w:val="0"/>
+                <w:sz w:val="19"/>
+              </w:rPr>
+              <w:t>主任介護支援専門員が助言者となり、複数の事業所の介護支援専門員が相互に点検する場を広域連合が設ける</w:t>
+            </w:r>
+          </w:p>
+        </w:tc>
+        <w:tc>
+          <w:tcPr>
+            <w:tcW w:type="dxa" w:w="3742"/>
+            <w:vAlign w:val="center"/>
+            <w:shd w:val="clear" w:color="auto" w:fill="F2F5FA"/>
+          </w:tcPr>
+          <w:p>
+            <w:pPr>
+              <w:spacing w:after="0"/>
+            </w:pPr>
+            <w:r>
+              <w:rPr>
+                <w:rFonts w:ascii="游ゴシック" w:hAnsi="游ゴシック" w:eastAsia="游ゴシック"/>
+                <w:b w:val="0"/>
+                <w:sz w:val="19"/>
+              </w:rPr>
+              <w:t>集団点検（第6節）として実施する。広域連合が場を設けるため、点検の実施として計上できる</w:t>
+            </w:r>
+          </w:p>
+        </w:tc>
+      </w:tr>
+      <w:tr>
+        <w:trPr>
+          <w:cantSplit/>
+        </w:trPr>
+        <w:tc>
+          <w:tcPr>
+            <w:tcW w:type="dxa" w:w="2154"/>
+            <w:vAlign w:val="center"/>
+          </w:tcPr>
+          <w:p>
+            <w:pPr>
+              <w:spacing w:after="0"/>
+            </w:pPr>
+            <w:r>
+              <w:rPr>
+                <w:rFonts w:ascii="游ゴシック" w:hAnsi="游ゴシック" w:eastAsia="游ゴシック"/>
+                <w:b/>
+                <w:sz w:val="19"/>
+              </w:rPr>
+              <w:t>職能団体への委託</w:t>
+            </w:r>
+          </w:p>
+        </w:tc>
+        <w:tc>
+          <w:tcPr>
+            <w:tcW w:type="dxa" w:w="3855"/>
+            <w:vAlign w:val="center"/>
+          </w:tcPr>
+          <w:p>
+            <w:pPr>
+              <w:spacing w:after="0"/>
+            </w:pPr>
+            <w:r>
+              <w:rPr>
+                <w:rFonts w:ascii="游ゴシック" w:hAnsi="游ゴシック" w:eastAsia="游ゴシック"/>
+                <w:b w:val="0"/>
+                <w:sz w:val="19"/>
+              </w:rPr>
+              <w:t>北海道介護支援専門員協会等に点検を委託する</w:t>
+            </w:r>
+          </w:p>
+        </w:tc>
+        <w:tc>
+          <w:tcPr>
+            <w:tcW w:type="dxa" w:w="3742"/>
+            <w:vAlign w:val="center"/>
+          </w:tcPr>
+          <w:p>
+            <w:pPr>
+              <w:spacing w:after="0"/>
+            </w:pPr>
+            <w:r>
+              <w:rPr>
+                <w:rFonts w:ascii="游ゴシック" w:hAnsi="游ゴシック" w:eastAsia="游ゴシック"/>
+                <w:b w:val="0"/>
+                <w:sz w:val="19"/>
+              </w:rPr>
+              <w:t>職員体制の制約が生じた場合の選択肢として置く。委託の可否・費用は令和9年度に確認する［要確認］</w:t>
+            </w:r>
+          </w:p>
+        </w:tc>
+      </w:tr>
+    </w:tbl>
     <w:p>
       <w:pPr>
         <w:keepNext/>
@@ -6626,7 +7302,7 @@
           <w:b/>
           <w:sz w:val="20"/>
         </w:rPr>
-        <w:t>表13　ケアプラン点検の評価指標</w:t>
+        <w:t>表15　ケアプラン点検の評価指標</w:t>
       </w:r>
     </w:p>
     <w:tbl>
@@ -7343,7 +8019,7 @@
           <w:b/>
           <w:sz w:val="20"/>
         </w:rPr>
-        <w:t>表14　交付金の評価指標と本要領の対応（令和8年度評価指標・目標Ⅱ）</w:t>
+        <w:t>表16　交付金の評価指標と本要領の対応（令和8年度評価指標・目標Ⅱ）</w:t>
       </w:r>
     </w:p>
     <w:tbl>
@@ -8799,7 +9475,7 @@
           <w:b/>
           <w:sz w:val="20"/>
         </w:rPr>
-        <w:t>表15　確定を要する事項</w:t>
+        <w:t>表17　確定を要する事項</w:t>
       </w:r>
     </w:p>
     <w:tbl>

--- a/output/第10期計画_ケアプラン点検実施要領（案）.docx
+++ b/output/第10期計画_ケアプラン点検実施要領（案）.docx
@@ -151,13 +151,13 @@
         <w:tblStyle w:val="TableGrid"/>
         <w:tblW w:type="auto" w:w="0"/>
         <w:tblLayout w:type="fixed"/>
-        <w:tblLook w:firstColumn="1" w:firstRow="1" w:lastColumn="0" w:lastRow="0" w:noHBand="0" w:noVBand="1" w:val="04A0"/>
         <w:tblCellMar>
           <w:top w:w="34" w:type="dxa"/>
           <w:left w:w="68" w:type="dxa"/>
           <w:bottom w:w="34" w:type="dxa"/>
           <w:right w:w="68" w:type="dxa"/>
         </w:tblCellMar>
+        <w:tblLook w:firstColumn="1" w:firstRow="1" w:lastColumn="0" w:lastRow="0" w:noHBand="0" w:noVBand="1" w:val="04A0"/>
       </w:tblPr>
       <w:tblGrid>
         <w:gridCol w:w="3251"/>
@@ -171,8 +171,8 @@
         <w:tc>
           <w:tcPr>
             <w:tcW w:type="dxa" w:w="2268"/>
-            <w:vAlign w:val="center"/>
             <w:shd w:val="clear" w:color="auto" w:fill="1F3864"/>
+            <w:vAlign w:val="center"/>
           </w:tcPr>
           <w:p>
             <w:pPr>
@@ -193,8 +193,8 @@
         <w:tc>
           <w:tcPr>
             <w:tcW w:type="dxa" w:w="3402"/>
-            <w:vAlign w:val="center"/>
             <w:shd w:val="clear" w:color="auto" w:fill="1F3864"/>
+            <w:vAlign w:val="center"/>
           </w:tcPr>
           <w:p>
             <w:pPr>
@@ -215,8 +215,8 @@
         <w:tc>
           <w:tcPr>
             <w:tcW w:type="dxa" w:w="4082"/>
-            <w:vAlign w:val="center"/>
             <w:shd w:val="clear" w:color="auto" w:fill="1F3864"/>
+            <w:vAlign w:val="center"/>
           </w:tcPr>
           <w:p>
             <w:pPr>
@@ -304,8 +304,8 @@
         <w:tc>
           <w:tcPr>
             <w:tcW w:type="dxa" w:w="2268"/>
-            <w:vAlign w:val="center"/>
             <w:shd w:val="clear" w:color="auto" w:fill="F2F5FA"/>
+            <w:vAlign w:val="center"/>
           </w:tcPr>
           <w:p>
             <w:pPr>
@@ -324,8 +324,8 @@
         <w:tc>
           <w:tcPr>
             <w:tcW w:type="dxa" w:w="3402"/>
-            <w:vAlign w:val="center"/>
             <w:shd w:val="clear" w:color="auto" w:fill="F2F5FA"/>
+            <w:vAlign w:val="center"/>
           </w:tcPr>
           <w:p>
             <w:pPr>
@@ -344,8 +344,8 @@
         <w:tc>
           <w:tcPr>
             <w:tcW w:type="dxa" w:w="4082"/>
-            <w:vAlign w:val="center"/>
             <w:shd w:val="clear" w:color="auto" w:fill="F2F5FA"/>
+            <w:vAlign w:val="center"/>
           </w:tcPr>
           <w:p>
             <w:pPr>
@@ -492,13 +492,13 @@
         <w:tblStyle w:val="TableGrid"/>
         <w:tblW w:type="auto" w:w="0"/>
         <w:tblLayout w:type="fixed"/>
-        <w:tblLook w:firstColumn="1" w:firstRow="1" w:lastColumn="0" w:lastRow="0" w:noHBand="0" w:noVBand="1" w:val="04A0"/>
         <w:tblCellMar>
           <w:top w:w="34" w:type="dxa"/>
           <w:left w:w="68" w:type="dxa"/>
           <w:bottom w:w="34" w:type="dxa"/>
           <w:right w:w="68" w:type="dxa"/>
         </w:tblCellMar>
+        <w:tblLook w:firstColumn="1" w:firstRow="1" w:lastColumn="0" w:lastRow="0" w:noHBand="0" w:noVBand="1" w:val="04A0"/>
       </w:tblPr>
       <w:tblGrid>
         <w:gridCol w:w="2438"/>
@@ -513,8 +513,8 @@
         <w:tc>
           <w:tcPr>
             <w:tcW w:type="dxa" w:w="1814"/>
-            <w:vAlign w:val="center"/>
             <w:shd w:val="clear" w:color="auto" w:fill="1F3864"/>
+            <w:vAlign w:val="center"/>
           </w:tcPr>
           <w:p>
             <w:pPr>
@@ -535,8 +535,8 @@
         <w:tc>
           <w:tcPr>
             <w:tcW w:type="dxa" w:w="3742"/>
-            <w:vAlign w:val="center"/>
             <w:shd w:val="clear" w:color="auto" w:fill="1F3864"/>
+            <w:vAlign w:val="center"/>
           </w:tcPr>
           <w:p>
             <w:pPr>
@@ -557,8 +557,8 @@
         <w:tc>
           <w:tcPr>
             <w:tcW w:type="dxa" w:w="1814"/>
-            <w:vAlign w:val="center"/>
             <w:shd w:val="clear" w:color="auto" w:fill="1F3864"/>
+            <w:vAlign w:val="center"/>
           </w:tcPr>
           <w:p>
             <w:pPr>
@@ -579,8 +579,8 @@
         <w:tc>
           <w:tcPr>
             <w:tcW w:type="dxa" w:w="2381"/>
-            <w:vAlign w:val="center"/>
             <w:shd w:val="clear" w:color="auto" w:fill="1F3864"/>
+            <w:vAlign w:val="center"/>
           </w:tcPr>
           <w:p>
             <w:pPr>
@@ -691,8 +691,8 @@
         <w:tc>
           <w:tcPr>
             <w:tcW w:type="dxa" w:w="1814"/>
-            <w:vAlign w:val="center"/>
             <w:shd w:val="clear" w:color="auto" w:fill="F2F5FA"/>
+            <w:vAlign w:val="center"/>
           </w:tcPr>
           <w:p>
             <w:pPr>
@@ -711,8 +711,8 @@
         <w:tc>
           <w:tcPr>
             <w:tcW w:type="dxa" w:w="3742"/>
-            <w:vAlign w:val="center"/>
             <w:shd w:val="clear" w:color="auto" w:fill="F2F5FA"/>
+            <w:vAlign w:val="center"/>
           </w:tcPr>
           <w:p>
             <w:pPr>
@@ -731,8 +731,8 @@
         <w:tc>
           <w:tcPr>
             <w:tcW w:type="dxa" w:w="1814"/>
-            <w:vAlign w:val="center"/>
             <w:shd w:val="clear" w:color="auto" w:fill="F2F5FA"/>
+            <w:vAlign w:val="center"/>
           </w:tcPr>
           <w:p>
             <w:pPr>
@@ -753,8 +753,8 @@
         <w:tc>
           <w:tcPr>
             <w:tcW w:type="dxa" w:w="2381"/>
-            <w:vAlign w:val="center"/>
             <w:shd w:val="clear" w:color="auto" w:fill="F2F5FA"/>
+            <w:vAlign w:val="center"/>
           </w:tcPr>
           <w:p>
             <w:pPr>
@@ -1000,13 +1000,13 @@
         <w:tblStyle w:val="TableGrid"/>
         <w:tblW w:type="auto" w:w="0"/>
         <w:tblLayout w:type="fixed"/>
-        <w:tblLook w:firstColumn="1" w:firstRow="1" w:lastColumn="0" w:lastRow="0" w:noHBand="0" w:noVBand="1" w:val="04A0"/>
         <w:tblCellMar>
           <w:top w:w="34" w:type="dxa"/>
           <w:left w:w="68" w:type="dxa"/>
           <w:bottom w:w="34" w:type="dxa"/>
           <w:right w:w="68" w:type="dxa"/>
         </w:tblCellMar>
+        <w:tblLook w:firstColumn="1" w:firstRow="1" w:lastColumn="0" w:lastRow="0" w:noHBand="0" w:noVBand="1" w:val="04A0"/>
       </w:tblPr>
       <w:tblGrid>
         <w:gridCol w:w="2438"/>
@@ -1021,8 +1021,8 @@
         <w:tc>
           <w:tcPr>
             <w:tcW w:type="dxa" w:w="2041"/>
-            <w:vAlign w:val="center"/>
             <w:shd w:val="clear" w:color="auto" w:fill="1F3864"/>
+            <w:vAlign w:val="center"/>
           </w:tcPr>
           <w:p>
             <w:pPr>
@@ -1043,8 +1043,8 @@
         <w:tc>
           <w:tcPr>
             <w:tcW w:type="dxa" w:w="2494"/>
-            <w:vAlign w:val="center"/>
             <w:shd w:val="clear" w:color="auto" w:fill="1F3864"/>
+            <w:vAlign w:val="center"/>
           </w:tcPr>
           <w:p>
             <w:pPr>
@@ -1065,8 +1065,8 @@
         <w:tc>
           <w:tcPr>
             <w:tcW w:type="dxa" w:w="3061"/>
-            <w:vAlign w:val="center"/>
             <w:shd w:val="clear" w:color="auto" w:fill="1F3864"/>
+            <w:vAlign w:val="center"/>
           </w:tcPr>
           <w:p>
             <w:pPr>
@@ -1087,8 +1087,8 @@
         <w:tc>
           <w:tcPr>
             <w:tcW w:type="dxa" w:w="2041"/>
-            <w:vAlign w:val="center"/>
             <w:shd w:val="clear" w:color="auto" w:fill="1F3864"/>
+            <w:vAlign w:val="center"/>
           </w:tcPr>
           <w:p>
             <w:pPr>
@@ -1198,8 +1198,8 @@
         <w:tc>
           <w:tcPr>
             <w:tcW w:type="dxa" w:w="2041"/>
-            <w:vAlign w:val="center"/>
             <w:shd w:val="clear" w:color="auto" w:fill="F2F5FA"/>
+            <w:vAlign w:val="center"/>
           </w:tcPr>
           <w:p>
             <w:pPr>
@@ -1218,8 +1218,8 @@
         <w:tc>
           <w:tcPr>
             <w:tcW w:type="dxa" w:w="2494"/>
-            <w:vAlign w:val="center"/>
             <w:shd w:val="clear" w:color="auto" w:fill="F2F5FA"/>
+            <w:vAlign w:val="center"/>
           </w:tcPr>
           <w:p>
             <w:pPr>
@@ -1239,8 +1239,8 @@
         <w:tc>
           <w:tcPr>
             <w:tcW w:type="dxa" w:w="3061"/>
-            <w:vAlign w:val="center"/>
             <w:shd w:val="clear" w:color="auto" w:fill="F2F5FA"/>
+            <w:vAlign w:val="center"/>
           </w:tcPr>
           <w:p>
             <w:pPr>
@@ -1260,8 +1260,8 @@
         <w:tc>
           <w:tcPr>
             <w:tcW w:type="dxa" w:w="2041"/>
-            <w:vAlign w:val="center"/>
             <w:shd w:val="clear" w:color="auto" w:fill="F2F5FA"/>
+            <w:vAlign w:val="center"/>
           </w:tcPr>
           <w:p>
             <w:pPr>
@@ -1370,8 +1370,8 @@
         <w:tc>
           <w:tcPr>
             <w:tcW w:type="dxa" w:w="2041"/>
-            <w:vAlign w:val="center"/>
             <w:shd w:val="clear" w:color="auto" w:fill="F2F5FA"/>
+            <w:vAlign w:val="center"/>
           </w:tcPr>
           <w:p>
             <w:pPr>
@@ -1390,8 +1390,8 @@
         <w:tc>
           <w:tcPr>
             <w:tcW w:type="dxa" w:w="2494"/>
-            <w:vAlign w:val="center"/>
             <w:shd w:val="clear" w:color="auto" w:fill="F2F5FA"/>
+            <w:vAlign w:val="center"/>
           </w:tcPr>
           <w:p>
             <w:pPr>
@@ -1411,8 +1411,8 @@
         <w:tc>
           <w:tcPr>
             <w:tcW w:type="dxa" w:w="3061"/>
-            <w:vAlign w:val="center"/>
             <w:shd w:val="clear" w:color="auto" w:fill="F2F5FA"/>
+            <w:vAlign w:val="center"/>
           </w:tcPr>
           <w:p>
             <w:pPr>
@@ -1432,8 +1432,8 @@
         <w:tc>
           <w:tcPr>
             <w:tcW w:type="dxa" w:w="2041"/>
-            <w:vAlign w:val="center"/>
             <w:shd w:val="clear" w:color="auto" w:fill="F2F5FA"/>
+            <w:vAlign w:val="center"/>
           </w:tcPr>
           <w:p>
             <w:pPr>
@@ -1531,13 +1531,13 @@
         <w:tblStyle w:val="TableGrid"/>
         <w:tblW w:type="auto" w:w="0"/>
         <w:tblLayout w:type="fixed"/>
-        <w:tblLook w:firstColumn="1" w:firstRow="1" w:lastColumn="0" w:lastRow="0" w:noHBand="0" w:noVBand="1" w:val="04A0"/>
         <w:tblCellMar>
           <w:top w:w="34" w:type="dxa"/>
           <w:left w:w="68" w:type="dxa"/>
           <w:bottom w:w="34" w:type="dxa"/>
           <w:right w:w="68" w:type="dxa"/>
         </w:tblCellMar>
+        <w:tblLook w:firstColumn="1" w:firstRow="1" w:lastColumn="0" w:lastRow="0" w:noHBand="0" w:noVBand="1" w:val="04A0"/>
       </w:tblPr>
       <w:tblGrid>
         <w:gridCol w:w="2438"/>
@@ -1552,8 +1552,8 @@
         <w:tc>
           <w:tcPr>
             <w:tcW w:type="dxa" w:w="794"/>
-            <w:vAlign w:val="center"/>
             <w:shd w:val="clear" w:color="auto" w:fill="1F3864"/>
+            <w:vAlign w:val="center"/>
           </w:tcPr>
           <w:p>
             <w:pPr>
@@ -1574,8 +1574,8 @@
         <w:tc>
           <w:tcPr>
             <w:tcW w:type="dxa" w:w="2608"/>
-            <w:vAlign w:val="center"/>
             <w:shd w:val="clear" w:color="auto" w:fill="1F3864"/>
+            <w:vAlign w:val="center"/>
           </w:tcPr>
           <w:p>
             <w:pPr>
@@ -1596,8 +1596,8 @@
         <w:tc>
           <w:tcPr>
             <w:tcW w:type="dxa" w:w="3515"/>
-            <w:vAlign w:val="center"/>
             <w:shd w:val="clear" w:color="auto" w:fill="1F3864"/>
+            <w:vAlign w:val="center"/>
           </w:tcPr>
           <w:p>
             <w:pPr>
@@ -1618,8 +1618,8 @@
         <w:tc>
           <w:tcPr>
             <w:tcW w:type="dxa" w:w="2835"/>
-            <w:vAlign w:val="center"/>
             <w:shd w:val="clear" w:color="auto" w:fill="1F3864"/>
+            <w:vAlign w:val="center"/>
           </w:tcPr>
           <w:p>
             <w:pPr>
@@ -1727,8 +1727,8 @@
         <w:tc>
           <w:tcPr>
             <w:tcW w:type="dxa" w:w="794"/>
-            <w:vAlign w:val="center"/>
             <w:shd w:val="clear" w:color="auto" w:fill="F2F5FA"/>
+            <w:vAlign w:val="center"/>
           </w:tcPr>
           <w:p>
             <w:pPr>
@@ -1748,8 +1748,8 @@
         <w:tc>
           <w:tcPr>
             <w:tcW w:type="dxa" w:w="2608"/>
-            <w:vAlign w:val="center"/>
             <w:shd w:val="clear" w:color="auto" w:fill="F2F5FA"/>
+            <w:vAlign w:val="center"/>
           </w:tcPr>
           <w:p>
             <w:pPr>
@@ -1768,8 +1768,8 @@
         <w:tc>
           <w:tcPr>
             <w:tcW w:type="dxa" w:w="3515"/>
-            <w:vAlign w:val="center"/>
             <w:shd w:val="clear" w:color="auto" w:fill="F2F5FA"/>
+            <w:vAlign w:val="center"/>
           </w:tcPr>
           <w:p>
             <w:pPr>
@@ -1788,8 +1788,8 @@
         <w:tc>
           <w:tcPr>
             <w:tcW w:type="dxa" w:w="2835"/>
-            <w:vAlign w:val="center"/>
             <w:shd w:val="clear" w:color="auto" w:fill="F2F5FA"/>
+            <w:vAlign w:val="center"/>
           </w:tcPr>
           <w:p>
             <w:pPr>
@@ -1895,8 +1895,8 @@
         <w:tc>
           <w:tcPr>
             <w:tcW w:type="dxa" w:w="794"/>
-            <w:vAlign w:val="center"/>
             <w:shd w:val="clear" w:color="auto" w:fill="F2F5FA"/>
+            <w:vAlign w:val="center"/>
           </w:tcPr>
           <w:p>
             <w:pPr>
@@ -1916,8 +1916,8 @@
         <w:tc>
           <w:tcPr>
             <w:tcW w:type="dxa" w:w="2608"/>
-            <w:vAlign w:val="center"/>
             <w:shd w:val="clear" w:color="auto" w:fill="F2F5FA"/>
+            <w:vAlign w:val="center"/>
           </w:tcPr>
           <w:p>
             <w:pPr>
@@ -1936,8 +1936,8 @@
         <w:tc>
           <w:tcPr>
             <w:tcW w:type="dxa" w:w="3515"/>
-            <w:vAlign w:val="center"/>
             <w:shd w:val="clear" w:color="auto" w:fill="F2F5FA"/>
+            <w:vAlign w:val="center"/>
           </w:tcPr>
           <w:p>
             <w:pPr>
@@ -1956,8 +1956,8 @@
         <w:tc>
           <w:tcPr>
             <w:tcW w:type="dxa" w:w="2835"/>
-            <w:vAlign w:val="center"/>
             <w:shd w:val="clear" w:color="auto" w:fill="F2F5FA"/>
+            <w:vAlign w:val="center"/>
           </w:tcPr>
           <w:p>
             <w:pPr>
@@ -2063,8 +2063,8 @@
         <w:tc>
           <w:tcPr>
             <w:tcW w:type="dxa" w:w="794"/>
-            <w:vAlign w:val="center"/>
             <w:shd w:val="clear" w:color="auto" w:fill="F2F5FA"/>
+            <w:vAlign w:val="center"/>
           </w:tcPr>
           <w:p>
             <w:pPr>
@@ -2084,8 +2084,8 @@
         <w:tc>
           <w:tcPr>
             <w:tcW w:type="dxa" w:w="2608"/>
-            <w:vAlign w:val="center"/>
             <w:shd w:val="clear" w:color="auto" w:fill="F2F5FA"/>
+            <w:vAlign w:val="center"/>
           </w:tcPr>
           <w:p>
             <w:pPr>
@@ -2104,8 +2104,8 @@
         <w:tc>
           <w:tcPr>
             <w:tcW w:type="dxa" w:w="3515"/>
-            <w:vAlign w:val="center"/>
             <w:shd w:val="clear" w:color="auto" w:fill="F2F5FA"/>
+            <w:vAlign w:val="center"/>
           </w:tcPr>
           <w:p>
             <w:pPr>
@@ -2124,8 +2124,8 @@
         <w:tc>
           <w:tcPr>
             <w:tcW w:type="dxa" w:w="2835"/>
-            <w:vAlign w:val="center"/>
             <w:shd w:val="clear" w:color="auto" w:fill="F2F5FA"/>
+            <w:vAlign w:val="center"/>
           </w:tcPr>
           <w:p>
             <w:pPr>
@@ -2197,13 +2197,13 @@
         <w:tblStyle w:val="TableGrid"/>
         <w:tblW w:type="auto" w:w="0"/>
         <w:tblLayout w:type="fixed"/>
-        <w:tblLook w:firstColumn="1" w:firstRow="1" w:lastColumn="0" w:lastRow="0" w:noHBand="0" w:noVBand="1" w:val="04A0"/>
         <w:tblCellMar>
           <w:top w:w="34" w:type="dxa"/>
           <w:left w:w="68" w:type="dxa"/>
           <w:bottom w:w="34" w:type="dxa"/>
           <w:right w:w="68" w:type="dxa"/>
         </w:tblCellMar>
+        <w:tblLook w:firstColumn="1" w:firstRow="1" w:lastColumn="0" w:lastRow="0" w:noHBand="0" w:noVBand="1" w:val="04A0"/>
       </w:tblPr>
       <w:tblGrid>
         <w:gridCol w:w="4876"/>
@@ -2216,8 +2216,8 @@
         <w:tc>
           <w:tcPr>
             <w:tcW w:type="dxa" w:w="1928"/>
-            <w:vAlign w:val="center"/>
             <w:shd w:val="clear" w:color="auto" w:fill="1F3864"/>
+            <w:vAlign w:val="center"/>
           </w:tcPr>
           <w:p>
             <w:pPr>
@@ -2238,8 +2238,8 @@
         <w:tc>
           <w:tcPr>
             <w:tcW w:type="dxa" w:w="7824"/>
-            <w:vAlign w:val="center"/>
             <w:shd w:val="clear" w:color="auto" w:fill="1F3864"/>
+            <w:vAlign w:val="center"/>
           </w:tcPr>
           <w:p>
             <w:pPr>
@@ -2308,8 +2308,8 @@
         <w:tc>
           <w:tcPr>
             <w:tcW w:type="dxa" w:w="1928"/>
-            <w:vAlign w:val="center"/>
             <w:shd w:val="clear" w:color="auto" w:fill="F2F5FA"/>
+            <w:vAlign w:val="center"/>
           </w:tcPr>
           <w:p>
             <w:pPr>
@@ -2328,8 +2328,8 @@
         <w:tc>
           <w:tcPr>
             <w:tcW w:type="dxa" w:w="7824"/>
-            <w:vAlign w:val="center"/>
             <w:shd w:val="clear" w:color="auto" w:fill="F2F5FA"/>
+            <w:vAlign w:val="center"/>
           </w:tcPr>
           <w:p>
             <w:pPr>
@@ -2396,8 +2396,8 @@
         <w:tc>
           <w:tcPr>
             <w:tcW w:type="dxa" w:w="1928"/>
-            <w:vAlign w:val="center"/>
             <w:shd w:val="clear" w:color="auto" w:fill="F2F5FA"/>
+            <w:vAlign w:val="center"/>
           </w:tcPr>
           <w:p>
             <w:pPr>
@@ -2416,8 +2416,8 @@
         <w:tc>
           <w:tcPr>
             <w:tcW w:type="dxa" w:w="7824"/>
-            <w:vAlign w:val="center"/>
             <w:shd w:val="clear" w:color="auto" w:fill="F2F5FA"/>
+            <w:vAlign w:val="center"/>
           </w:tcPr>
           <w:p>
             <w:pPr>
@@ -2484,8 +2484,8 @@
         <w:tc>
           <w:tcPr>
             <w:tcW w:type="dxa" w:w="1928"/>
-            <w:vAlign w:val="center"/>
             <w:shd w:val="clear" w:color="auto" w:fill="F2F5FA"/>
+            <w:vAlign w:val="center"/>
           </w:tcPr>
           <w:p>
             <w:pPr>
@@ -2504,8 +2504,8 @@
         <w:tc>
           <w:tcPr>
             <w:tcW w:type="dxa" w:w="7824"/>
-            <w:vAlign w:val="center"/>
             <w:shd w:val="clear" w:color="auto" w:fill="F2F5FA"/>
+            <w:vAlign w:val="center"/>
           </w:tcPr>
           <w:p>
             <w:pPr>
@@ -2572,8 +2572,8 @@
         <w:tc>
           <w:tcPr>
             <w:tcW w:type="dxa" w:w="1928"/>
-            <w:vAlign w:val="center"/>
             <w:shd w:val="clear" w:color="auto" w:fill="F2F5FA"/>
+            <w:vAlign w:val="center"/>
           </w:tcPr>
           <w:p>
             <w:pPr>
@@ -2592,8 +2592,8 @@
         <w:tc>
           <w:tcPr>
             <w:tcW w:type="dxa" w:w="7824"/>
-            <w:vAlign w:val="center"/>
             <w:shd w:val="clear" w:color="auto" w:fill="F2F5FA"/>
+            <w:vAlign w:val="center"/>
           </w:tcPr>
           <w:p>
             <w:pPr>
@@ -2744,13 +2744,13 @@
         <w:tblStyle w:val="TableGrid"/>
         <w:tblW w:type="auto" w:w="0"/>
         <w:tblLayout w:type="fixed"/>
-        <w:tblLook w:firstColumn="1" w:firstRow="1" w:lastColumn="0" w:lastRow="0" w:noHBand="0" w:noVBand="1" w:val="04A0"/>
         <w:tblCellMar>
           <w:top w:w="34" w:type="dxa"/>
           <w:left w:w="68" w:type="dxa"/>
           <w:bottom w:w="34" w:type="dxa"/>
           <w:right w:w="68" w:type="dxa"/>
         </w:tblCellMar>
+        <w:tblLook w:firstColumn="1" w:firstRow="1" w:lastColumn="0" w:lastRow="0" w:noHBand="0" w:noVBand="1" w:val="04A0"/>
       </w:tblPr>
       <w:tblGrid>
         <w:gridCol w:w="4876"/>
@@ -2763,8 +2763,8 @@
         <w:tc>
           <w:tcPr>
             <w:tcW w:type="dxa" w:w="4535"/>
-            <w:vAlign w:val="center"/>
             <w:shd w:val="clear" w:color="auto" w:fill="1F3864"/>
+            <w:vAlign w:val="center"/>
           </w:tcPr>
           <w:p>
             <w:pPr>
@@ -2785,8 +2785,8 @@
         <w:tc>
           <w:tcPr>
             <w:tcW w:type="dxa" w:w="5216"/>
-            <w:vAlign w:val="center"/>
             <w:shd w:val="clear" w:color="auto" w:fill="1F3864"/>
+            <w:vAlign w:val="center"/>
           </w:tcPr>
           <w:p>
             <w:pPr>
@@ -2855,8 +2855,8 @@
         <w:tc>
           <w:tcPr>
             <w:tcW w:type="dxa" w:w="4535"/>
-            <w:vAlign w:val="center"/>
             <w:shd w:val="clear" w:color="auto" w:fill="F2F5FA"/>
+            <w:vAlign w:val="center"/>
           </w:tcPr>
           <w:p>
             <w:pPr>
@@ -2875,8 +2875,8 @@
         <w:tc>
           <w:tcPr>
             <w:tcW w:type="dxa" w:w="5216"/>
-            <w:vAlign w:val="center"/>
             <w:shd w:val="clear" w:color="auto" w:fill="F2F5FA"/>
+            <w:vAlign w:val="center"/>
           </w:tcPr>
           <w:p>
             <w:pPr>
@@ -2943,8 +2943,8 @@
         <w:tc>
           <w:tcPr>
             <w:tcW w:type="dxa" w:w="4535"/>
-            <w:vAlign w:val="center"/>
             <w:shd w:val="clear" w:color="auto" w:fill="F2F5FA"/>
+            <w:vAlign w:val="center"/>
           </w:tcPr>
           <w:p>
             <w:pPr>
@@ -2963,8 +2963,8 @@
         <w:tc>
           <w:tcPr>
             <w:tcW w:type="dxa" w:w="5216"/>
-            <w:vAlign w:val="center"/>
             <w:shd w:val="clear" w:color="auto" w:fill="F2F5FA"/>
+            <w:vAlign w:val="center"/>
           </w:tcPr>
           <w:p>
             <w:pPr>
@@ -3025,13 +3025,13 @@
         <w:tblStyle w:val="TableGrid"/>
         <w:tblW w:type="auto" w:w="0"/>
         <w:tblLayout w:type="fixed"/>
-        <w:tblLook w:firstColumn="1" w:firstRow="1" w:lastColumn="0" w:lastRow="0" w:noHBand="0" w:noVBand="1" w:val="04A0"/>
         <w:tblCellMar>
           <w:top w:w="34" w:type="dxa"/>
           <w:left w:w="68" w:type="dxa"/>
           <w:bottom w:w="34" w:type="dxa"/>
           <w:right w:w="68" w:type="dxa"/>
         </w:tblCellMar>
+        <w:tblLook w:firstColumn="1" w:firstRow="1" w:lastColumn="0" w:lastRow="0" w:noHBand="0" w:noVBand="1" w:val="04A0"/>
       </w:tblPr>
       <w:tblGrid>
         <w:gridCol w:w="3251"/>
@@ -3045,8 +3045,8 @@
         <w:tc>
           <w:tcPr>
             <w:tcW w:type="dxa" w:w="1587"/>
-            <w:vAlign w:val="center"/>
             <w:shd w:val="clear" w:color="auto" w:fill="1F3864"/>
+            <w:vAlign w:val="center"/>
           </w:tcPr>
           <w:p>
             <w:pPr>
@@ -3067,8 +3067,8 @@
         <w:tc>
           <w:tcPr>
             <w:tcW w:type="dxa" w:w="5896"/>
-            <w:vAlign w:val="center"/>
             <w:shd w:val="clear" w:color="auto" w:fill="1F3864"/>
+            <w:vAlign w:val="center"/>
           </w:tcPr>
           <w:p>
             <w:pPr>
@@ -3089,8 +3089,8 @@
         <w:tc>
           <w:tcPr>
             <w:tcW w:type="dxa" w:w="2268"/>
-            <w:vAlign w:val="center"/>
             <w:shd w:val="clear" w:color="auto" w:fill="1F3864"/>
+            <w:vAlign w:val="center"/>
           </w:tcPr>
           <w:p>
             <w:pPr>
@@ -3179,8 +3179,8 @@
         <w:tc>
           <w:tcPr>
             <w:tcW w:type="dxa" w:w="1587"/>
-            <w:vAlign w:val="center"/>
             <w:shd w:val="clear" w:color="auto" w:fill="F2F5FA"/>
+            <w:vAlign w:val="center"/>
           </w:tcPr>
           <w:p>
             <w:pPr>
@@ -3200,8 +3200,8 @@
         <w:tc>
           <w:tcPr>
             <w:tcW w:type="dxa" w:w="5896"/>
-            <w:vAlign w:val="center"/>
             <w:shd w:val="clear" w:color="auto" w:fill="F2F5FA"/>
+            <w:vAlign w:val="center"/>
           </w:tcPr>
           <w:p>
             <w:pPr>
@@ -3220,8 +3220,8 @@
         <w:tc>
           <w:tcPr>
             <w:tcW w:type="dxa" w:w="2268"/>
-            <w:vAlign w:val="center"/>
             <w:shd w:val="clear" w:color="auto" w:fill="F2F5FA"/>
+            <w:vAlign w:val="center"/>
           </w:tcPr>
           <w:p>
             <w:pPr>
@@ -3308,8 +3308,8 @@
         <w:tc>
           <w:tcPr>
             <w:tcW w:type="dxa" w:w="1587"/>
-            <w:vAlign w:val="center"/>
             <w:shd w:val="clear" w:color="auto" w:fill="F2F5FA"/>
+            <w:vAlign w:val="center"/>
           </w:tcPr>
           <w:p>
             <w:pPr>
@@ -3329,8 +3329,8 @@
         <w:tc>
           <w:tcPr>
             <w:tcW w:type="dxa" w:w="5896"/>
-            <w:vAlign w:val="center"/>
             <w:shd w:val="clear" w:color="auto" w:fill="F2F5FA"/>
+            <w:vAlign w:val="center"/>
           </w:tcPr>
           <w:p>
             <w:pPr>
@@ -3349,8 +3349,8 @@
         <w:tc>
           <w:tcPr>
             <w:tcW w:type="dxa" w:w="2268"/>
-            <w:vAlign w:val="center"/>
             <w:shd w:val="clear" w:color="auto" w:fill="F2F5FA"/>
+            <w:vAlign w:val="center"/>
           </w:tcPr>
           <w:p>
             <w:pPr>
@@ -3437,8 +3437,8 @@
         <w:tc>
           <w:tcPr>
             <w:tcW w:type="dxa" w:w="1587"/>
-            <w:vAlign w:val="center"/>
             <w:shd w:val="clear" w:color="auto" w:fill="F2F5FA"/>
+            <w:vAlign w:val="center"/>
           </w:tcPr>
           <w:p>
             <w:pPr>
@@ -3458,8 +3458,8 @@
         <w:tc>
           <w:tcPr>
             <w:tcW w:type="dxa" w:w="5896"/>
-            <w:vAlign w:val="center"/>
             <w:shd w:val="clear" w:color="auto" w:fill="F2F5FA"/>
+            <w:vAlign w:val="center"/>
           </w:tcPr>
           <w:p>
             <w:pPr>
@@ -3478,8 +3478,8 @@
         <w:tc>
           <w:tcPr>
             <w:tcW w:type="dxa" w:w="2268"/>
-            <w:vAlign w:val="center"/>
             <w:shd w:val="clear" w:color="auto" w:fill="F2F5FA"/>
+            <w:vAlign w:val="center"/>
           </w:tcPr>
           <w:p>
             <w:pPr>
@@ -3566,8 +3566,8 @@
         <w:tc>
           <w:tcPr>
             <w:tcW w:type="dxa" w:w="1587"/>
-            <w:vAlign w:val="center"/>
             <w:shd w:val="clear" w:color="auto" w:fill="F2F5FA"/>
+            <w:vAlign w:val="center"/>
           </w:tcPr>
           <w:p>
             <w:pPr>
@@ -3587,8 +3587,8 @@
         <w:tc>
           <w:tcPr>
             <w:tcW w:type="dxa" w:w="5896"/>
-            <w:vAlign w:val="center"/>
             <w:shd w:val="clear" w:color="auto" w:fill="F2F5FA"/>
+            <w:vAlign w:val="center"/>
           </w:tcPr>
           <w:p>
             <w:pPr>
@@ -3607,8 +3607,8 @@
         <w:tc>
           <w:tcPr>
             <w:tcW w:type="dxa" w:w="2268"/>
-            <w:vAlign w:val="center"/>
             <w:shd w:val="clear" w:color="auto" w:fill="F2F5FA"/>
+            <w:vAlign w:val="center"/>
           </w:tcPr>
           <w:p>
             <w:pPr>
@@ -3730,13 +3730,13 @@
         <w:tblStyle w:val="TableGrid"/>
         <w:tblW w:type="auto" w:w="0"/>
         <w:tblLayout w:type="fixed"/>
-        <w:tblLook w:firstColumn="1" w:firstRow="1" w:lastColumn="0" w:lastRow="0" w:noHBand="0" w:noVBand="1" w:val="04A0"/>
         <w:tblCellMar>
           <w:top w:w="34" w:type="dxa"/>
           <w:left w:w="68" w:type="dxa"/>
           <w:bottom w:w="34" w:type="dxa"/>
           <w:right w:w="68" w:type="dxa"/>
         </w:tblCellMar>
+        <w:tblLook w:firstColumn="1" w:firstRow="1" w:lastColumn="0" w:lastRow="0" w:noHBand="0" w:noVBand="1" w:val="04A0"/>
       </w:tblPr>
       <w:tblGrid>
         <w:gridCol w:w="1393"/>
@@ -3754,8 +3754,8 @@
         <w:tc>
           <w:tcPr>
             <w:tcW w:type="dxa" w:w="1361"/>
-            <w:vAlign w:val="center"/>
             <w:shd w:val="clear" w:color="auto" w:fill="1F3864"/>
+            <w:vAlign w:val="center"/>
           </w:tcPr>
           <w:p>
             <w:pPr>
@@ -3776,8 +3776,8 @@
         <w:tc>
           <w:tcPr>
             <w:tcW w:type="dxa" w:w="1134"/>
-            <w:vAlign w:val="center"/>
             <w:shd w:val="clear" w:color="auto" w:fill="1F3864"/>
+            <w:vAlign w:val="center"/>
           </w:tcPr>
           <w:p>
             <w:pPr>
@@ -3798,8 +3798,8 @@
         <w:tc>
           <w:tcPr>
             <w:tcW w:type="dxa" w:w="1361"/>
-            <w:vAlign w:val="center"/>
             <w:shd w:val="clear" w:color="auto" w:fill="1F3864"/>
+            <w:vAlign w:val="center"/>
           </w:tcPr>
           <w:p>
             <w:pPr>
@@ -3822,8 +3822,8 @@
         <w:tc>
           <w:tcPr>
             <w:tcW w:type="dxa" w:w="1134"/>
-            <w:vAlign w:val="center"/>
             <w:shd w:val="clear" w:color="auto" w:fill="1F3864"/>
+            <w:vAlign w:val="center"/>
           </w:tcPr>
           <w:p>
             <w:pPr>
@@ -3846,8 +3846,8 @@
         <w:tc>
           <w:tcPr>
             <w:tcW w:type="dxa" w:w="1247"/>
-            <w:vAlign w:val="center"/>
             <w:shd w:val="clear" w:color="auto" w:fill="1F3864"/>
+            <w:vAlign w:val="center"/>
           </w:tcPr>
           <w:p>
             <w:pPr>
@@ -3868,8 +3868,8 @@
         <w:tc>
           <w:tcPr>
             <w:tcW w:type="dxa" w:w="1814"/>
-            <w:vAlign w:val="center"/>
             <w:shd w:val="clear" w:color="auto" w:fill="1F3864"/>
+            <w:vAlign w:val="center"/>
           </w:tcPr>
           <w:p>
             <w:pPr>
@@ -3892,8 +3892,8 @@
         <w:tc>
           <w:tcPr>
             <w:tcW w:type="dxa" w:w="1134"/>
-            <w:vAlign w:val="center"/>
             <w:shd w:val="clear" w:color="auto" w:fill="1F3864"/>
+            <w:vAlign w:val="center"/>
           </w:tcPr>
           <w:p>
             <w:pPr>
@@ -4063,8 +4063,8 @@
         <w:tc>
           <w:tcPr>
             <w:tcW w:type="dxa" w:w="1361"/>
-            <w:vAlign w:val="center"/>
             <w:shd w:val="clear" w:color="auto" w:fill="F2F5FA"/>
+            <w:vAlign w:val="center"/>
           </w:tcPr>
           <w:p>
             <w:pPr>
@@ -4083,8 +4083,8 @@
         <w:tc>
           <w:tcPr>
             <w:tcW w:type="dxa" w:w="1134"/>
-            <w:vAlign w:val="center"/>
             <w:shd w:val="clear" w:color="auto" w:fill="F2F5FA"/>
+            <w:vAlign w:val="center"/>
           </w:tcPr>
           <w:p>
             <w:pPr>
@@ -4104,8 +4104,8 @@
         <w:tc>
           <w:tcPr>
             <w:tcW w:type="dxa" w:w="1361"/>
-            <w:vAlign w:val="center"/>
             <w:shd w:val="clear" w:color="auto" w:fill="F2F5FA"/>
+            <w:vAlign w:val="center"/>
           </w:tcPr>
           <w:p>
             <w:pPr>
@@ -4125,8 +4125,8 @@
         <w:tc>
           <w:tcPr>
             <w:tcW w:type="dxa" w:w="1134"/>
-            <w:vAlign w:val="center"/>
             <w:shd w:val="clear" w:color="auto" w:fill="F2F5FA"/>
+            <w:vAlign w:val="center"/>
           </w:tcPr>
           <w:p>
             <w:pPr>
@@ -4146,8 +4146,8 @@
         <w:tc>
           <w:tcPr>
             <w:tcW w:type="dxa" w:w="1247"/>
-            <w:vAlign w:val="center"/>
             <w:shd w:val="clear" w:color="auto" w:fill="F2F5FA"/>
+            <w:vAlign w:val="center"/>
           </w:tcPr>
           <w:p>
             <w:pPr>
@@ -4167,8 +4167,8 @@
         <w:tc>
           <w:tcPr>
             <w:tcW w:type="dxa" w:w="1814"/>
-            <w:vAlign w:val="center"/>
             <w:shd w:val="clear" w:color="auto" w:fill="F2F5FA"/>
+            <w:vAlign w:val="center"/>
           </w:tcPr>
           <w:p>
             <w:pPr>
@@ -4188,8 +4188,8 @@
         <w:tc>
           <w:tcPr>
             <w:tcW w:type="dxa" w:w="1134"/>
-            <w:vAlign w:val="center"/>
             <w:shd w:val="clear" w:color="auto" w:fill="F2F5FA"/>
+            <w:vAlign w:val="center"/>
           </w:tcPr>
           <w:p>
             <w:pPr>
@@ -4422,13 +4422,13 @@
         <w:tblStyle w:val="TableGrid"/>
         <w:tblW w:type="auto" w:w="0"/>
         <w:tblLayout w:type="fixed"/>
-        <w:tblLook w:firstColumn="1" w:firstRow="1" w:lastColumn="0" w:lastRow="0" w:noHBand="0" w:noVBand="1" w:val="04A0"/>
         <w:tblCellMar>
           <w:top w:w="34" w:type="dxa"/>
           <w:left w:w="68" w:type="dxa"/>
           <w:bottom w:w="34" w:type="dxa"/>
           <w:right w:w="68" w:type="dxa"/>
         </w:tblCellMar>
+        <w:tblLook w:firstColumn="1" w:firstRow="1" w:lastColumn="0" w:lastRow="0" w:noHBand="0" w:noVBand="1" w:val="04A0"/>
       </w:tblPr>
       <w:tblGrid>
         <w:gridCol w:w="2438"/>
@@ -4443,8 +4443,8 @@
         <w:tc>
           <w:tcPr>
             <w:tcW w:type="dxa" w:w="1134"/>
-            <w:vAlign w:val="center"/>
             <w:shd w:val="clear" w:color="auto" w:fill="1F3864"/>
+            <w:vAlign w:val="center"/>
           </w:tcPr>
           <w:p>
             <w:pPr>
@@ -4465,8 +4465,8 @@
         <w:tc>
           <w:tcPr>
             <w:tcW w:type="dxa" w:w="3061"/>
-            <w:vAlign w:val="center"/>
             <w:shd w:val="clear" w:color="auto" w:fill="1F3864"/>
+            <w:vAlign w:val="center"/>
           </w:tcPr>
           <w:p>
             <w:pPr>
@@ -4487,8 +4487,8 @@
         <w:tc>
           <w:tcPr>
             <w:tcW w:type="dxa" w:w="2721"/>
-            <w:vAlign w:val="center"/>
             <w:shd w:val="clear" w:color="auto" w:fill="1F3864"/>
+            <w:vAlign w:val="center"/>
           </w:tcPr>
           <w:p>
             <w:pPr>
@@ -4509,8 +4509,8 @@
         <w:tc>
           <w:tcPr>
             <w:tcW w:type="dxa" w:w="2835"/>
-            <w:vAlign w:val="center"/>
             <w:shd w:val="clear" w:color="auto" w:fill="1F3864"/>
+            <w:vAlign w:val="center"/>
           </w:tcPr>
           <w:p>
             <w:pPr>
@@ -4617,8 +4617,8 @@
         <w:tc>
           <w:tcPr>
             <w:tcW w:type="dxa" w:w="1134"/>
-            <w:vAlign w:val="center"/>
             <w:shd w:val="clear" w:color="auto" w:fill="F2F5FA"/>
+            <w:vAlign w:val="center"/>
           </w:tcPr>
           <w:p>
             <w:pPr>
@@ -4637,8 +4637,8 @@
         <w:tc>
           <w:tcPr>
             <w:tcW w:type="dxa" w:w="3061"/>
-            <w:vAlign w:val="center"/>
             <w:shd w:val="clear" w:color="auto" w:fill="F2F5FA"/>
+            <w:vAlign w:val="center"/>
           </w:tcPr>
           <w:p>
             <w:pPr>
@@ -4657,8 +4657,8 @@
         <w:tc>
           <w:tcPr>
             <w:tcW w:type="dxa" w:w="2721"/>
-            <w:vAlign w:val="center"/>
             <w:shd w:val="clear" w:color="auto" w:fill="F2F5FA"/>
+            <w:vAlign w:val="center"/>
           </w:tcPr>
           <w:p>
             <w:pPr>
@@ -4677,8 +4677,8 @@
         <w:tc>
           <w:tcPr>
             <w:tcW w:type="dxa" w:w="2835"/>
-            <w:vAlign w:val="center"/>
             <w:shd w:val="clear" w:color="auto" w:fill="F2F5FA"/>
+            <w:vAlign w:val="center"/>
           </w:tcPr>
           <w:p>
             <w:pPr>
@@ -4783,8 +4783,8 @@
         <w:tc>
           <w:tcPr>
             <w:tcW w:type="dxa" w:w="1134"/>
-            <w:vAlign w:val="center"/>
             <w:shd w:val="clear" w:color="auto" w:fill="F2F5FA"/>
+            <w:vAlign w:val="center"/>
           </w:tcPr>
           <w:p>
             <w:pPr>
@@ -4803,8 +4803,8 @@
         <w:tc>
           <w:tcPr>
             <w:tcW w:type="dxa" w:w="3061"/>
-            <w:vAlign w:val="center"/>
             <w:shd w:val="clear" w:color="auto" w:fill="F2F5FA"/>
+            <w:vAlign w:val="center"/>
           </w:tcPr>
           <w:p>
             <w:pPr>
@@ -4823,8 +4823,8 @@
         <w:tc>
           <w:tcPr>
             <w:tcW w:type="dxa" w:w="2721"/>
-            <w:vAlign w:val="center"/>
             <w:shd w:val="clear" w:color="auto" w:fill="F2F5FA"/>
+            <w:vAlign w:val="center"/>
           </w:tcPr>
           <w:p>
             <w:pPr>
@@ -4843,8 +4843,8 @@
         <w:tc>
           <w:tcPr>
             <w:tcW w:type="dxa" w:w="2835"/>
-            <w:vAlign w:val="center"/>
             <w:shd w:val="clear" w:color="auto" w:fill="F2F5FA"/>
+            <w:vAlign w:val="center"/>
           </w:tcPr>
           <w:p>
             <w:pPr>
@@ -4967,13 +4967,13 @@
         <w:tblStyle w:val="TableGrid"/>
         <w:tblW w:type="auto" w:w="0"/>
         <w:tblLayout w:type="fixed"/>
-        <w:tblLook w:firstColumn="1" w:firstRow="1" w:lastColumn="0" w:lastRow="0" w:noHBand="0" w:noVBand="1" w:val="04A0"/>
         <w:tblCellMar>
           <w:top w:w="34" w:type="dxa"/>
           <w:left w:w="68" w:type="dxa"/>
           <w:bottom w:w="34" w:type="dxa"/>
           <w:right w:w="68" w:type="dxa"/>
         </w:tblCellMar>
+        <w:tblLook w:firstColumn="1" w:firstRow="1" w:lastColumn="0" w:lastRow="0" w:noHBand="0" w:noVBand="1" w:val="04A0"/>
       </w:tblPr>
       <w:tblGrid>
         <w:gridCol w:w="3251"/>
@@ -4987,8 +4987,8 @@
         <w:tc>
           <w:tcPr>
             <w:tcW w:type="dxa" w:w="1701"/>
-            <w:vAlign w:val="center"/>
             <w:shd w:val="clear" w:color="auto" w:fill="1F3864"/>
+            <w:vAlign w:val="center"/>
           </w:tcPr>
           <w:p>
             <w:pPr>
@@ -5009,8 +5009,8 @@
         <w:tc>
           <w:tcPr>
             <w:tcW w:type="dxa" w:w="3175"/>
-            <w:vAlign w:val="center"/>
             <w:shd w:val="clear" w:color="auto" w:fill="1F3864"/>
+            <w:vAlign w:val="center"/>
           </w:tcPr>
           <w:p>
             <w:pPr>
@@ -5031,8 +5031,8 @@
         <w:tc>
           <w:tcPr>
             <w:tcW w:type="dxa" w:w="4876"/>
-            <w:vAlign w:val="center"/>
             <w:shd w:val="clear" w:color="auto" w:fill="1F3864"/>
+            <w:vAlign w:val="center"/>
           </w:tcPr>
           <w:p>
             <w:pPr>
@@ -5120,8 +5120,8 @@
         <w:tc>
           <w:tcPr>
             <w:tcW w:type="dxa" w:w="1701"/>
-            <w:vAlign w:val="center"/>
             <w:shd w:val="clear" w:color="auto" w:fill="F2F5FA"/>
+            <w:vAlign w:val="center"/>
           </w:tcPr>
           <w:p>
             <w:pPr>
@@ -5140,8 +5140,8 @@
         <w:tc>
           <w:tcPr>
             <w:tcW w:type="dxa" w:w="3175"/>
-            <w:vAlign w:val="center"/>
             <w:shd w:val="clear" w:color="auto" w:fill="F2F5FA"/>
+            <w:vAlign w:val="center"/>
           </w:tcPr>
           <w:p>
             <w:pPr>
@@ -5160,8 +5160,8 @@
         <w:tc>
           <w:tcPr>
             <w:tcW w:type="dxa" w:w="4876"/>
-            <w:vAlign w:val="center"/>
             <w:shd w:val="clear" w:color="auto" w:fill="F2F5FA"/>
+            <w:vAlign w:val="center"/>
           </w:tcPr>
           <w:p>
             <w:pPr>
@@ -5247,8 +5247,8 @@
         <w:tc>
           <w:tcPr>
             <w:tcW w:type="dxa" w:w="1701"/>
-            <w:vAlign w:val="center"/>
             <w:shd w:val="clear" w:color="auto" w:fill="F2F5FA"/>
+            <w:vAlign w:val="center"/>
           </w:tcPr>
           <w:p>
             <w:pPr>
@@ -5267,8 +5267,8 @@
         <w:tc>
           <w:tcPr>
             <w:tcW w:type="dxa" w:w="3175"/>
-            <w:vAlign w:val="center"/>
             <w:shd w:val="clear" w:color="auto" w:fill="F2F5FA"/>
+            <w:vAlign w:val="center"/>
           </w:tcPr>
           <w:p>
             <w:pPr>
@@ -5287,8 +5287,8 @@
         <w:tc>
           <w:tcPr>
             <w:tcW w:type="dxa" w:w="4876"/>
-            <w:vAlign w:val="center"/>
             <w:shd w:val="clear" w:color="auto" w:fill="F2F5FA"/>
+            <w:vAlign w:val="center"/>
           </w:tcPr>
           <w:p>
             <w:pPr>
@@ -5374,8 +5374,8 @@
         <w:tc>
           <w:tcPr>
             <w:tcW w:type="dxa" w:w="1701"/>
-            <w:vAlign w:val="center"/>
             <w:shd w:val="clear" w:color="auto" w:fill="F2F5FA"/>
+            <w:vAlign w:val="center"/>
           </w:tcPr>
           <w:p>
             <w:pPr>
@@ -5394,8 +5394,8 @@
         <w:tc>
           <w:tcPr>
             <w:tcW w:type="dxa" w:w="3175"/>
-            <w:vAlign w:val="center"/>
             <w:shd w:val="clear" w:color="auto" w:fill="F2F5FA"/>
+            <w:vAlign w:val="center"/>
           </w:tcPr>
           <w:p>
             <w:pPr>
@@ -5414,8 +5414,8 @@
         <w:tc>
           <w:tcPr>
             <w:tcW w:type="dxa" w:w="4876"/>
-            <w:vAlign w:val="center"/>
             <w:shd w:val="clear" w:color="auto" w:fill="F2F5FA"/>
+            <w:vAlign w:val="center"/>
           </w:tcPr>
           <w:p>
             <w:pPr>
@@ -5561,13 +5561,13 @@
         <w:tblStyle w:val="TableGrid"/>
         <w:tblW w:type="auto" w:w="0"/>
         <w:tblLayout w:type="fixed"/>
-        <w:tblLook w:firstColumn="1" w:firstRow="1" w:lastColumn="0" w:lastRow="0" w:noHBand="0" w:noVBand="1" w:val="04A0"/>
         <w:tblCellMar>
           <w:top w:w="34" w:type="dxa"/>
           <w:left w:w="68" w:type="dxa"/>
           <w:bottom w:w="34" w:type="dxa"/>
           <w:right w:w="68" w:type="dxa"/>
         </w:tblCellMar>
+        <w:tblLook w:firstColumn="1" w:firstRow="1" w:lastColumn="0" w:lastRow="0" w:noHBand="0" w:noVBand="1" w:val="04A0"/>
       </w:tblPr>
       <w:tblGrid>
         <w:gridCol w:w="2438"/>
@@ -5582,8 +5582,8 @@
         <w:tc>
           <w:tcPr>
             <w:tcW w:type="dxa" w:w="2721"/>
-            <w:vAlign w:val="center"/>
             <w:shd w:val="clear" w:color="auto" w:fill="1F3864"/>
+            <w:vAlign w:val="center"/>
           </w:tcPr>
           <w:p>
             <w:pPr>
@@ -5604,8 +5604,8 @@
         <w:tc>
           <w:tcPr>
             <w:tcW w:type="dxa" w:w="1020"/>
-            <w:vAlign w:val="center"/>
             <w:shd w:val="clear" w:color="auto" w:fill="1F3864"/>
+            <w:vAlign w:val="center"/>
           </w:tcPr>
           <w:p>
             <w:pPr>
@@ -5626,8 +5626,8 @@
         <w:tc>
           <w:tcPr>
             <w:tcW w:type="dxa" w:w="1361"/>
-            <w:vAlign w:val="center"/>
             <w:shd w:val="clear" w:color="auto" w:fill="1F3864"/>
+            <w:vAlign w:val="center"/>
           </w:tcPr>
           <w:p>
             <w:pPr>
@@ -5648,8 +5648,8 @@
         <w:tc>
           <w:tcPr>
             <w:tcW w:type="dxa" w:w="4649"/>
-            <w:vAlign w:val="center"/>
             <w:shd w:val="clear" w:color="auto" w:fill="1F3864"/>
+            <w:vAlign w:val="center"/>
           </w:tcPr>
           <w:p>
             <w:pPr>
@@ -5758,8 +5758,8 @@
         <w:tc>
           <w:tcPr>
             <w:tcW w:type="dxa" w:w="2721"/>
-            <w:vAlign w:val="center"/>
             <w:shd w:val="clear" w:color="auto" w:fill="F2F5FA"/>
+            <w:vAlign w:val="center"/>
           </w:tcPr>
           <w:p>
             <w:pPr>
@@ -5778,8 +5778,8 @@
         <w:tc>
           <w:tcPr>
             <w:tcW w:type="dxa" w:w="1020"/>
-            <w:vAlign w:val="center"/>
             <w:shd w:val="clear" w:color="auto" w:fill="F2F5FA"/>
+            <w:vAlign w:val="center"/>
           </w:tcPr>
           <w:p>
             <w:pPr>
@@ -5799,8 +5799,8 @@
         <w:tc>
           <w:tcPr>
             <w:tcW w:type="dxa" w:w="1361"/>
-            <w:vAlign w:val="center"/>
             <w:shd w:val="clear" w:color="auto" w:fill="F2F5FA"/>
+            <w:vAlign w:val="center"/>
           </w:tcPr>
           <w:p>
             <w:pPr>
@@ -5820,8 +5820,8 @@
         <w:tc>
           <w:tcPr>
             <w:tcW w:type="dxa" w:w="4649"/>
-            <w:vAlign w:val="center"/>
             <w:shd w:val="clear" w:color="auto" w:fill="F2F5FA"/>
+            <w:vAlign w:val="center"/>
           </w:tcPr>
           <w:p>
             <w:pPr>
@@ -6083,13 +6083,13 @@
         <w:tblStyle w:val="TableGrid"/>
         <w:tblW w:type="auto" w:w="0"/>
         <w:tblLayout w:type="fixed"/>
-        <w:tblLook w:firstColumn="1" w:firstRow="1" w:lastColumn="0" w:lastRow="0" w:noHBand="0" w:noVBand="1" w:val="04A0"/>
         <w:tblCellMar>
           <w:top w:w="34" w:type="dxa"/>
           <w:left w:w="68" w:type="dxa"/>
           <w:bottom w:w="34" w:type="dxa"/>
           <w:right w:w="68" w:type="dxa"/>
         </w:tblCellMar>
+        <w:tblLook w:firstColumn="1" w:firstRow="1" w:lastColumn="0" w:lastRow="0" w:noHBand="0" w:noVBand="1" w:val="04A0"/>
       </w:tblPr>
       <w:tblGrid>
         <w:gridCol w:w="1625"/>
@@ -6106,8 +6106,8 @@
         <w:tc>
           <w:tcPr>
             <w:tcW w:type="dxa" w:w="3969"/>
-            <w:vAlign w:val="center"/>
             <w:shd w:val="clear" w:color="auto" w:fill="1F3864"/>
+            <w:vAlign w:val="center"/>
           </w:tcPr>
           <w:p>
             <w:pPr>
@@ -6128,8 +6128,8 @@
         <w:tc>
           <w:tcPr>
             <w:tcW w:type="dxa" w:w="907"/>
-            <w:vAlign w:val="center"/>
             <w:shd w:val="clear" w:color="auto" w:fill="1F3864"/>
+            <w:vAlign w:val="center"/>
           </w:tcPr>
           <w:p>
             <w:pPr>
@@ -6150,8 +6150,8 @@
         <w:tc>
           <w:tcPr>
             <w:tcW w:type="dxa" w:w="1361"/>
-            <w:vAlign w:val="center"/>
             <w:shd w:val="clear" w:color="auto" w:fill="1F3864"/>
+            <w:vAlign w:val="center"/>
           </w:tcPr>
           <w:p>
             <w:pPr>
@@ -6172,8 +6172,8 @@
         <w:tc>
           <w:tcPr>
             <w:tcW w:type="dxa" w:w="1134"/>
-            <w:vAlign w:val="center"/>
             <w:shd w:val="clear" w:color="auto" w:fill="1F3864"/>
+            <w:vAlign w:val="center"/>
           </w:tcPr>
           <w:p>
             <w:pPr>
@@ -6194,8 +6194,8 @@
         <w:tc>
           <w:tcPr>
             <w:tcW w:type="dxa" w:w="1134"/>
-            <w:vAlign w:val="center"/>
             <w:shd w:val="clear" w:color="auto" w:fill="1F3864"/>
+            <w:vAlign w:val="center"/>
           </w:tcPr>
           <w:p>
             <w:pPr>
@@ -6216,8 +6216,8 @@
         <w:tc>
           <w:tcPr>
             <w:tcW w:type="dxa" w:w="1247"/>
-            <w:vAlign w:val="center"/>
             <w:shd w:val="clear" w:color="auto" w:fill="1F3864"/>
+            <w:vAlign w:val="center"/>
           </w:tcPr>
           <w:p>
             <w:pPr>
@@ -6367,8 +6367,8 @@
         <w:tc>
           <w:tcPr>
             <w:tcW w:type="dxa" w:w="3969"/>
-            <w:vAlign w:val="center"/>
             <w:shd w:val="clear" w:color="auto" w:fill="F2F5FA"/>
+            <w:vAlign w:val="center"/>
           </w:tcPr>
           <w:p>
             <w:pPr>
@@ -6387,8 +6387,8 @@
         <w:tc>
           <w:tcPr>
             <w:tcW w:type="dxa" w:w="907"/>
-            <w:vAlign w:val="center"/>
             <w:shd w:val="clear" w:color="auto" w:fill="F2F5FA"/>
+            <w:vAlign w:val="center"/>
           </w:tcPr>
           <w:p>
             <w:pPr>
@@ -6408,8 +6408,8 @@
         <w:tc>
           <w:tcPr>
             <w:tcW w:type="dxa" w:w="1361"/>
-            <w:vAlign w:val="center"/>
             <w:shd w:val="clear" w:color="auto" w:fill="F2F5FA"/>
+            <w:vAlign w:val="center"/>
           </w:tcPr>
           <w:p>
             <w:pPr>
@@ -6429,8 +6429,8 @@
         <w:tc>
           <w:tcPr>
             <w:tcW w:type="dxa" w:w="1134"/>
-            <w:vAlign w:val="center"/>
             <w:shd w:val="clear" w:color="auto" w:fill="F2F5FA"/>
+            <w:vAlign w:val="center"/>
           </w:tcPr>
           <w:p>
             <w:pPr>
@@ -6450,8 +6450,8 @@
         <w:tc>
           <w:tcPr>
             <w:tcW w:type="dxa" w:w="1134"/>
-            <w:vAlign w:val="center"/>
             <w:shd w:val="clear" w:color="auto" w:fill="F2F5FA"/>
+            <w:vAlign w:val="center"/>
           </w:tcPr>
           <w:p>
             <w:pPr>
@@ -6471,8 +6471,8 @@
         <w:tc>
           <w:tcPr>
             <w:tcW w:type="dxa" w:w="1247"/>
-            <w:vAlign w:val="center"/>
             <w:shd w:val="clear" w:color="auto" w:fill="F2F5FA"/>
+            <w:vAlign w:val="center"/>
           </w:tcPr>
           <w:p>
             <w:pPr>
@@ -6608,13 +6608,13 @@
         <w:tblStyle w:val="TableGrid"/>
         <w:tblW w:type="auto" w:w="0"/>
         <w:tblLayout w:type="fixed"/>
-        <w:tblLook w:firstColumn="1" w:firstRow="1" w:lastColumn="0" w:lastRow="0" w:noHBand="0" w:noVBand="1" w:val="04A0"/>
         <w:tblCellMar>
           <w:top w:w="34" w:type="dxa"/>
           <w:left w:w="68" w:type="dxa"/>
           <w:bottom w:w="34" w:type="dxa"/>
           <w:right w:w="68" w:type="dxa"/>
         </w:tblCellMar>
+        <w:tblLook w:firstColumn="1" w:firstRow="1" w:lastColumn="0" w:lastRow="0" w:noHBand="0" w:noVBand="1" w:val="04A0"/>
       </w:tblPr>
       <w:tblGrid>
         <w:gridCol w:w="4876"/>
@@ -6627,8 +6627,8 @@
         <w:tc>
           <w:tcPr>
             <w:tcW w:type="dxa" w:w="2268"/>
-            <w:vAlign w:val="center"/>
             <w:shd w:val="clear" w:color="auto" w:fill="1F3864"/>
+            <w:vAlign w:val="center"/>
           </w:tcPr>
           <w:p>
             <w:pPr>
@@ -6649,8 +6649,8 @@
         <w:tc>
           <w:tcPr>
             <w:tcW w:type="dxa" w:w="7483"/>
-            <w:vAlign w:val="center"/>
             <w:shd w:val="clear" w:color="auto" w:fill="1F3864"/>
+            <w:vAlign w:val="center"/>
           </w:tcPr>
           <w:p>
             <w:pPr>
@@ -6719,8 +6719,8 @@
         <w:tc>
           <w:tcPr>
             <w:tcW w:type="dxa" w:w="2268"/>
-            <w:vAlign w:val="center"/>
             <w:shd w:val="clear" w:color="auto" w:fill="F2F5FA"/>
+            <w:vAlign w:val="center"/>
           </w:tcPr>
           <w:p>
             <w:pPr>
@@ -6739,8 +6739,8 @@
         <w:tc>
           <w:tcPr>
             <w:tcW w:type="dxa" w:w="7483"/>
-            <w:vAlign w:val="center"/>
             <w:shd w:val="clear" w:color="auto" w:fill="F2F5FA"/>
+            <w:vAlign w:val="center"/>
           </w:tcPr>
           <w:p>
             <w:pPr>
@@ -6807,8 +6807,8 @@
         <w:tc>
           <w:tcPr>
             <w:tcW w:type="dxa" w:w="2268"/>
-            <w:vAlign w:val="center"/>
             <w:shd w:val="clear" w:color="auto" w:fill="F2F5FA"/>
+            <w:vAlign w:val="center"/>
           </w:tcPr>
           <w:p>
             <w:pPr>
@@ -6827,8 +6827,8 @@
         <w:tc>
           <w:tcPr>
             <w:tcW w:type="dxa" w:w="7483"/>
-            <w:vAlign w:val="center"/>
             <w:shd w:val="clear" w:color="auto" w:fill="F2F5FA"/>
+            <w:vAlign w:val="center"/>
           </w:tcPr>
           <w:p>
             <w:pPr>
@@ -6895,8 +6895,8 @@
         <w:tc>
           <w:tcPr>
             <w:tcW w:type="dxa" w:w="2268"/>
-            <w:vAlign w:val="center"/>
             <w:shd w:val="clear" w:color="auto" w:fill="F2F5FA"/>
+            <w:vAlign w:val="center"/>
           </w:tcPr>
           <w:p>
             <w:pPr>
@@ -6915,8 +6915,8 @@
         <w:tc>
           <w:tcPr>
             <w:tcW w:type="dxa" w:w="7483"/>
-            <w:vAlign w:val="center"/>
             <w:shd w:val="clear" w:color="auto" w:fill="F2F5FA"/>
+            <w:vAlign w:val="center"/>
           </w:tcPr>
           <w:p>
             <w:pPr>
@@ -6992,13 +6992,13 @@
         <w:tblStyle w:val="TableGrid"/>
         <w:tblW w:type="auto" w:w="0"/>
         <w:tblLayout w:type="fixed"/>
-        <w:tblLook w:firstColumn="1" w:firstRow="1" w:lastColumn="0" w:lastRow="0" w:noHBand="0" w:noVBand="1" w:val="04A0"/>
         <w:tblCellMar>
           <w:top w:w="34" w:type="dxa"/>
           <w:left w:w="68" w:type="dxa"/>
           <w:bottom w:w="34" w:type="dxa"/>
           <w:right w:w="68" w:type="dxa"/>
         </w:tblCellMar>
+        <w:tblLook w:firstColumn="1" w:firstRow="1" w:lastColumn="0" w:lastRow="0" w:noHBand="0" w:noVBand="1" w:val="04A0"/>
       </w:tblPr>
       <w:tblGrid>
         <w:gridCol w:w="3251"/>
@@ -7012,8 +7012,8 @@
         <w:tc>
           <w:tcPr>
             <w:tcW w:type="dxa" w:w="2154"/>
-            <w:vAlign w:val="center"/>
             <w:shd w:val="clear" w:color="auto" w:fill="1F3864"/>
+            <w:vAlign w:val="center"/>
           </w:tcPr>
           <w:p>
             <w:pPr>
@@ -7034,8 +7034,8 @@
         <w:tc>
           <w:tcPr>
             <w:tcW w:type="dxa" w:w="3855"/>
-            <w:vAlign w:val="center"/>
             <w:shd w:val="clear" w:color="auto" w:fill="1F3864"/>
+            <w:vAlign w:val="center"/>
           </w:tcPr>
           <w:p>
             <w:pPr>
@@ -7056,8 +7056,8 @@
         <w:tc>
           <w:tcPr>
             <w:tcW w:type="dxa" w:w="3742"/>
-            <w:vAlign w:val="center"/>
             <w:shd w:val="clear" w:color="auto" w:fill="1F3864"/>
+            <w:vAlign w:val="center"/>
           </w:tcPr>
           <w:p>
             <w:pPr>
@@ -7145,8 +7145,8 @@
         <w:tc>
           <w:tcPr>
             <w:tcW w:type="dxa" w:w="2154"/>
-            <w:vAlign w:val="center"/>
             <w:shd w:val="clear" w:color="auto" w:fill="F2F5FA"/>
+            <w:vAlign w:val="center"/>
           </w:tcPr>
           <w:p>
             <w:pPr>
@@ -7165,8 +7165,8 @@
         <w:tc>
           <w:tcPr>
             <w:tcW w:type="dxa" w:w="3855"/>
-            <w:vAlign w:val="center"/>
             <w:shd w:val="clear" w:color="auto" w:fill="F2F5FA"/>
+            <w:vAlign w:val="center"/>
           </w:tcPr>
           <w:p>
             <w:pPr>
@@ -7185,8 +7185,8 @@
         <w:tc>
           <w:tcPr>
             <w:tcW w:type="dxa" w:w="3742"/>
-            <w:vAlign w:val="center"/>
             <w:shd w:val="clear" w:color="auto" w:fill="F2F5FA"/>
+            <w:vAlign w:val="center"/>
           </w:tcPr>
           <w:p>
             <w:pPr>
@@ -7310,13 +7310,13 @@
         <w:tblStyle w:val="TableGrid"/>
         <w:tblW w:type="auto" w:w="0"/>
         <w:tblLayout w:type="fixed"/>
-        <w:tblLook w:firstColumn="1" w:firstRow="1" w:lastColumn="0" w:lastRow="0" w:noHBand="0" w:noVBand="1" w:val="04A0"/>
         <w:tblCellMar>
           <w:top w:w="34" w:type="dxa"/>
           <w:left w:w="68" w:type="dxa"/>
           <w:bottom w:w="34" w:type="dxa"/>
           <w:right w:w="68" w:type="dxa"/>
         </w:tblCellMar>
+        <w:tblLook w:firstColumn="1" w:firstRow="1" w:lastColumn="0" w:lastRow="0" w:noHBand="0" w:noVBand="1" w:val="04A0"/>
       </w:tblPr>
       <w:tblGrid>
         <w:gridCol w:w="1950"/>
@@ -7332,8 +7332,8 @@
         <w:tc>
           <w:tcPr>
             <w:tcW w:type="dxa" w:w="3969"/>
-            <w:vAlign w:val="center"/>
             <w:shd w:val="clear" w:color="auto" w:fill="1F3864"/>
+            <w:vAlign w:val="center"/>
           </w:tcPr>
           <w:p>
             <w:pPr>
@@ -7354,8 +7354,8 @@
         <w:tc>
           <w:tcPr>
             <w:tcW w:type="dxa" w:w="1361"/>
-            <w:vAlign w:val="center"/>
             <w:shd w:val="clear" w:color="auto" w:fill="1F3864"/>
+            <w:vAlign w:val="center"/>
           </w:tcPr>
           <w:p>
             <w:pPr>
@@ -7376,8 +7376,8 @@
         <w:tc>
           <w:tcPr>
             <w:tcW w:type="dxa" w:w="1474"/>
-            <w:vAlign w:val="center"/>
             <w:shd w:val="clear" w:color="auto" w:fill="1F3864"/>
+            <w:vAlign w:val="center"/>
           </w:tcPr>
           <w:p>
             <w:pPr>
@@ -7398,8 +7398,8 @@
         <w:tc>
           <w:tcPr>
             <w:tcW w:type="dxa" w:w="1474"/>
-            <w:vAlign w:val="center"/>
             <w:shd w:val="clear" w:color="auto" w:fill="1F3864"/>
+            <w:vAlign w:val="center"/>
           </w:tcPr>
           <w:p>
             <w:pPr>
@@ -7420,8 +7420,8 @@
         <w:tc>
           <w:tcPr>
             <w:tcW w:type="dxa" w:w="1474"/>
-            <w:vAlign w:val="center"/>
             <w:shd w:val="clear" w:color="auto" w:fill="1F3864"/>
+            <w:vAlign w:val="center"/>
           </w:tcPr>
           <w:p>
             <w:pPr>
@@ -7551,8 +7551,8 @@
         <w:tc>
           <w:tcPr>
             <w:tcW w:type="dxa" w:w="3969"/>
-            <w:vAlign w:val="center"/>
             <w:shd w:val="clear" w:color="auto" w:fill="F2F5FA"/>
+            <w:vAlign w:val="center"/>
           </w:tcPr>
           <w:p>
             <w:pPr>
@@ -7571,8 +7571,8 @@
         <w:tc>
           <w:tcPr>
             <w:tcW w:type="dxa" w:w="1361"/>
-            <w:vAlign w:val="center"/>
             <w:shd w:val="clear" w:color="auto" w:fill="F2F5FA"/>
+            <w:vAlign w:val="center"/>
           </w:tcPr>
           <w:p>
             <w:pPr>
@@ -7592,8 +7592,8 @@
         <w:tc>
           <w:tcPr>
             <w:tcW w:type="dxa" w:w="1474"/>
-            <w:vAlign w:val="center"/>
             <w:shd w:val="clear" w:color="auto" w:fill="F2F5FA"/>
+            <w:vAlign w:val="center"/>
           </w:tcPr>
           <w:p>
             <w:pPr>
@@ -7613,8 +7613,8 @@
         <w:tc>
           <w:tcPr>
             <w:tcW w:type="dxa" w:w="1474"/>
-            <w:vAlign w:val="center"/>
             <w:shd w:val="clear" w:color="auto" w:fill="F2F5FA"/>
+            <w:vAlign w:val="center"/>
           </w:tcPr>
           <w:p>
             <w:pPr>
@@ -7634,8 +7634,8 @@
         <w:tc>
           <w:tcPr>
             <w:tcW w:type="dxa" w:w="1474"/>
-            <w:vAlign w:val="center"/>
             <w:shd w:val="clear" w:color="auto" w:fill="F2F5FA"/>
+            <w:vAlign w:val="center"/>
           </w:tcPr>
           <w:p>
             <w:pPr>
@@ -7764,8 +7764,8 @@
         <w:tc>
           <w:tcPr>
             <w:tcW w:type="dxa" w:w="3969"/>
-            <w:vAlign w:val="center"/>
             <w:shd w:val="clear" w:color="auto" w:fill="F2F5FA"/>
+            <w:vAlign w:val="center"/>
           </w:tcPr>
           <w:p>
             <w:pPr>
@@ -7784,8 +7784,8 @@
         <w:tc>
           <w:tcPr>
             <w:tcW w:type="dxa" w:w="1361"/>
-            <w:vAlign w:val="center"/>
             <w:shd w:val="clear" w:color="auto" w:fill="F2F5FA"/>
+            <w:vAlign w:val="center"/>
           </w:tcPr>
           <w:p>
             <w:pPr>
@@ -7805,8 +7805,8 @@
         <w:tc>
           <w:tcPr>
             <w:tcW w:type="dxa" w:w="1474"/>
-            <w:vAlign w:val="center"/>
             <w:shd w:val="clear" w:color="auto" w:fill="F2F5FA"/>
+            <w:vAlign w:val="center"/>
           </w:tcPr>
           <w:p>
             <w:pPr>
@@ -7826,8 +7826,8 @@
         <w:tc>
           <w:tcPr>
             <w:tcW w:type="dxa" w:w="1474"/>
-            <w:vAlign w:val="center"/>
             <w:shd w:val="clear" w:color="auto" w:fill="F2F5FA"/>
+            <w:vAlign w:val="center"/>
           </w:tcPr>
           <w:p>
             <w:pPr>
@@ -7847,8 +7847,8 @@
         <w:tc>
           <w:tcPr>
             <w:tcW w:type="dxa" w:w="1474"/>
-            <w:vAlign w:val="center"/>
             <w:shd w:val="clear" w:color="auto" w:fill="F2F5FA"/>
+            <w:vAlign w:val="center"/>
           </w:tcPr>
           <w:p>
             <w:pPr>
@@ -8027,13 +8027,13 @@
         <w:tblStyle w:val="TableGrid"/>
         <w:tblW w:type="auto" w:w="0"/>
         <w:tblLayout w:type="fixed"/>
-        <w:tblLook w:firstColumn="1" w:firstRow="1" w:lastColumn="0" w:lastRow="0" w:noHBand="0" w:noVBand="1" w:val="04A0"/>
         <w:tblCellMar>
           <w:top w:w="34" w:type="dxa"/>
           <w:left w:w="68" w:type="dxa"/>
           <w:bottom w:w="34" w:type="dxa"/>
           <w:right w:w="68" w:type="dxa"/>
         </w:tblCellMar>
+        <w:tblLook w:firstColumn="1" w:firstRow="1" w:lastColumn="0" w:lastRow="0" w:noHBand="0" w:noVBand="1" w:val="04A0"/>
       </w:tblPr>
       <w:tblGrid>
         <w:gridCol w:w="1950"/>
@@ -8049,8 +8049,8 @@
         <w:tc>
           <w:tcPr>
             <w:tcW w:type="dxa" w:w="2608"/>
-            <w:vAlign w:val="center"/>
             <w:shd w:val="clear" w:color="auto" w:fill="1F3864"/>
+            <w:vAlign w:val="center"/>
           </w:tcPr>
           <w:p>
             <w:pPr>
@@ -8071,8 +8071,8 @@
         <w:tc>
           <w:tcPr>
             <w:tcW w:type="dxa" w:w="794"/>
-            <w:vAlign w:val="center"/>
             <w:shd w:val="clear" w:color="auto" w:fill="1F3864"/>
+            <w:vAlign w:val="center"/>
           </w:tcPr>
           <w:p>
             <w:pPr>
@@ -8093,8 +8093,8 @@
         <w:tc>
           <w:tcPr>
             <w:tcW w:type="dxa" w:w="1134"/>
-            <w:vAlign w:val="center"/>
             <w:shd w:val="clear" w:color="auto" w:fill="1F3864"/>
+            <w:vAlign w:val="center"/>
           </w:tcPr>
           <w:p>
             <w:pPr>
@@ -8115,8 +8115,8 @@
         <w:tc>
           <w:tcPr>
             <w:tcW w:type="dxa" w:w="1474"/>
-            <w:vAlign w:val="center"/>
             <w:shd w:val="clear" w:color="auto" w:fill="1F3864"/>
+            <w:vAlign w:val="center"/>
           </w:tcPr>
           <w:p>
             <w:pPr>
@@ -8139,8 +8139,8 @@
         <w:tc>
           <w:tcPr>
             <w:tcW w:type="dxa" w:w="3742"/>
-            <w:vAlign w:val="center"/>
             <w:shd w:val="clear" w:color="auto" w:fill="1F3864"/>
+            <w:vAlign w:val="center"/>
           </w:tcPr>
           <w:p>
             <w:pPr>
@@ -8269,8 +8269,8 @@
         <w:tc>
           <w:tcPr>
             <w:tcW w:type="dxa" w:w="2608"/>
-            <w:vAlign w:val="center"/>
             <w:shd w:val="clear" w:color="auto" w:fill="F2F5FA"/>
+            <w:vAlign w:val="center"/>
           </w:tcPr>
           <w:p>
             <w:pPr>
@@ -8289,8 +8289,8 @@
         <w:tc>
           <w:tcPr>
             <w:tcW w:type="dxa" w:w="794"/>
-            <w:vAlign w:val="center"/>
             <w:shd w:val="clear" w:color="auto" w:fill="F2F5FA"/>
+            <w:vAlign w:val="center"/>
           </w:tcPr>
           <w:p>
             <w:pPr>
@@ -8310,8 +8310,8 @@
         <w:tc>
           <w:tcPr>
             <w:tcW w:type="dxa" w:w="1134"/>
-            <w:vAlign w:val="center"/>
             <w:shd w:val="clear" w:color="auto" w:fill="F2F5FA"/>
+            <w:vAlign w:val="center"/>
           </w:tcPr>
           <w:p>
             <w:pPr>
@@ -8331,8 +8331,8 @@
         <w:tc>
           <w:tcPr>
             <w:tcW w:type="dxa" w:w="1474"/>
-            <w:vAlign w:val="center"/>
             <w:shd w:val="clear" w:color="auto" w:fill="F2F5FA"/>
+            <w:vAlign w:val="center"/>
           </w:tcPr>
           <w:p>
             <w:pPr>
@@ -8352,8 +8352,8 @@
         <w:tc>
           <w:tcPr>
             <w:tcW w:type="dxa" w:w="3742"/>
-            <w:vAlign w:val="center"/>
             <w:shd w:val="clear" w:color="auto" w:fill="F2F5FA"/>
+            <w:vAlign w:val="center"/>
           </w:tcPr>
           <w:p>
             <w:pPr>
@@ -8480,8 +8480,8 @@
         <w:tc>
           <w:tcPr>
             <w:tcW w:type="dxa" w:w="2608"/>
-            <w:vAlign w:val="center"/>
             <w:shd w:val="clear" w:color="auto" w:fill="F2F5FA"/>
+            <w:vAlign w:val="center"/>
           </w:tcPr>
           <w:p>
             <w:pPr>
@@ -8500,8 +8500,8 @@
         <w:tc>
           <w:tcPr>
             <w:tcW w:type="dxa" w:w="794"/>
-            <w:vAlign w:val="center"/>
             <w:shd w:val="clear" w:color="auto" w:fill="F2F5FA"/>
+            <w:vAlign w:val="center"/>
           </w:tcPr>
           <w:p>
             <w:pPr>
@@ -8521,8 +8521,8 @@
         <w:tc>
           <w:tcPr>
             <w:tcW w:type="dxa" w:w="1134"/>
-            <w:vAlign w:val="center"/>
             <w:shd w:val="clear" w:color="auto" w:fill="F2F5FA"/>
+            <w:vAlign w:val="center"/>
           </w:tcPr>
           <w:p>
             <w:pPr>
@@ -8542,8 +8542,8 @@
         <w:tc>
           <w:tcPr>
             <w:tcW w:type="dxa" w:w="1474"/>
-            <w:vAlign w:val="center"/>
             <w:shd w:val="clear" w:color="auto" w:fill="F2F5FA"/>
+            <w:vAlign w:val="center"/>
           </w:tcPr>
           <w:p>
             <w:pPr>
@@ -8563,8 +8563,8 @@
         <w:tc>
           <w:tcPr>
             <w:tcW w:type="dxa" w:w="3742"/>
-            <w:vAlign w:val="center"/>
             <w:shd w:val="clear" w:color="auto" w:fill="F2F5FA"/>
+            <w:vAlign w:val="center"/>
           </w:tcPr>
           <w:p>
             <w:pPr>
@@ -8691,8 +8691,8 @@
         <w:tc>
           <w:tcPr>
             <w:tcW w:type="dxa" w:w="2608"/>
-            <w:vAlign w:val="center"/>
             <w:shd w:val="clear" w:color="auto" w:fill="F2F5FA"/>
+            <w:vAlign w:val="center"/>
           </w:tcPr>
           <w:p>
             <w:pPr>
@@ -8711,8 +8711,8 @@
         <w:tc>
           <w:tcPr>
             <w:tcW w:type="dxa" w:w="794"/>
-            <w:vAlign w:val="center"/>
             <w:shd w:val="clear" w:color="auto" w:fill="F2F5FA"/>
+            <w:vAlign w:val="center"/>
           </w:tcPr>
           <w:p>
             <w:pPr>
@@ -8732,8 +8732,8 @@
         <w:tc>
           <w:tcPr>
             <w:tcW w:type="dxa" w:w="1134"/>
-            <w:vAlign w:val="center"/>
             <w:shd w:val="clear" w:color="auto" w:fill="F2F5FA"/>
+            <w:vAlign w:val="center"/>
           </w:tcPr>
           <w:p>
             <w:pPr>
@@ -8753,8 +8753,8 @@
         <w:tc>
           <w:tcPr>
             <w:tcW w:type="dxa" w:w="1474"/>
-            <w:vAlign w:val="center"/>
             <w:shd w:val="clear" w:color="auto" w:fill="F2F5FA"/>
+            <w:vAlign w:val="center"/>
           </w:tcPr>
           <w:p>
             <w:pPr>
@@ -8774,8 +8774,8 @@
         <w:tc>
           <w:tcPr>
             <w:tcW w:type="dxa" w:w="3742"/>
-            <w:vAlign w:val="center"/>
             <w:shd w:val="clear" w:color="auto" w:fill="F2F5FA"/>
+            <w:vAlign w:val="center"/>
           </w:tcPr>
           <w:p>
             <w:pPr>
@@ -8902,8 +8902,8 @@
         <w:tc>
           <w:tcPr>
             <w:tcW w:type="dxa" w:w="2608"/>
-            <w:vAlign w:val="center"/>
             <w:shd w:val="clear" w:color="auto" w:fill="F2F5FA"/>
+            <w:vAlign w:val="center"/>
           </w:tcPr>
           <w:p>
             <w:pPr>
@@ -8922,8 +8922,8 @@
         <w:tc>
           <w:tcPr>
             <w:tcW w:type="dxa" w:w="794"/>
-            <w:vAlign w:val="center"/>
             <w:shd w:val="clear" w:color="auto" w:fill="F2F5FA"/>
+            <w:vAlign w:val="center"/>
           </w:tcPr>
           <w:p>
             <w:pPr>
@@ -8943,8 +8943,8 @@
         <w:tc>
           <w:tcPr>
             <w:tcW w:type="dxa" w:w="1134"/>
-            <w:vAlign w:val="center"/>
             <w:shd w:val="clear" w:color="auto" w:fill="F2F5FA"/>
+            <w:vAlign w:val="center"/>
           </w:tcPr>
           <w:p>
             <w:pPr>
@@ -8964,8 +8964,8 @@
         <w:tc>
           <w:tcPr>
             <w:tcW w:type="dxa" w:w="1474"/>
-            <w:vAlign w:val="center"/>
             <w:shd w:val="clear" w:color="auto" w:fill="F2F5FA"/>
+            <w:vAlign w:val="center"/>
           </w:tcPr>
           <w:p>
             <w:pPr>
@@ -8985,8 +8985,8 @@
         <w:tc>
           <w:tcPr>
             <w:tcW w:type="dxa" w:w="3742"/>
-            <w:vAlign w:val="center"/>
             <w:shd w:val="clear" w:color="auto" w:fill="F2F5FA"/>
+            <w:vAlign w:val="center"/>
           </w:tcPr>
           <w:p>
             <w:pPr>
@@ -9113,8 +9113,8 @@
         <w:tc>
           <w:tcPr>
             <w:tcW w:type="dxa" w:w="2608"/>
-            <w:vAlign w:val="center"/>
             <w:shd w:val="clear" w:color="auto" w:fill="F2F5FA"/>
+            <w:vAlign w:val="center"/>
           </w:tcPr>
           <w:p>
             <w:pPr>
@@ -9133,8 +9133,8 @@
         <w:tc>
           <w:tcPr>
             <w:tcW w:type="dxa" w:w="794"/>
-            <w:vAlign w:val="center"/>
             <w:shd w:val="clear" w:color="auto" w:fill="F2F5FA"/>
+            <w:vAlign w:val="center"/>
           </w:tcPr>
           <w:p>
             <w:pPr>
@@ -9154,8 +9154,8 @@
         <w:tc>
           <w:tcPr>
             <w:tcW w:type="dxa" w:w="1134"/>
-            <w:vAlign w:val="center"/>
             <w:shd w:val="clear" w:color="auto" w:fill="F2F5FA"/>
+            <w:vAlign w:val="center"/>
           </w:tcPr>
           <w:p>
             <w:pPr>
@@ -9175,8 +9175,8 @@
         <w:tc>
           <w:tcPr>
             <w:tcW w:type="dxa" w:w="1474"/>
-            <w:vAlign w:val="center"/>
             <w:shd w:val="clear" w:color="auto" w:fill="F2F5FA"/>
+            <w:vAlign w:val="center"/>
           </w:tcPr>
           <w:p>
             <w:pPr>
@@ -9196,8 +9196,8 @@
         <w:tc>
           <w:tcPr>
             <w:tcW w:type="dxa" w:w="3742"/>
-            <w:vAlign w:val="center"/>
             <w:shd w:val="clear" w:color="auto" w:fill="F2F5FA"/>
+            <w:vAlign w:val="center"/>
           </w:tcPr>
           <w:p>
             <w:pPr>
@@ -9324,8 +9324,8 @@
         <w:tc>
           <w:tcPr>
             <w:tcW w:type="dxa" w:w="2608"/>
-            <w:vAlign w:val="center"/>
             <w:shd w:val="clear" w:color="auto" w:fill="F2F5FA"/>
+            <w:vAlign w:val="center"/>
           </w:tcPr>
           <w:p>
             <w:pPr>
@@ -9344,8 +9344,8 @@
         <w:tc>
           <w:tcPr>
             <w:tcW w:type="dxa" w:w="794"/>
-            <w:vAlign w:val="center"/>
             <w:shd w:val="clear" w:color="auto" w:fill="F2F5FA"/>
+            <w:vAlign w:val="center"/>
           </w:tcPr>
           <w:p>
             <w:pPr>
@@ -9365,8 +9365,8 @@
         <w:tc>
           <w:tcPr>
             <w:tcW w:type="dxa" w:w="1134"/>
-            <w:vAlign w:val="center"/>
             <w:shd w:val="clear" w:color="auto" w:fill="F2F5FA"/>
+            <w:vAlign w:val="center"/>
           </w:tcPr>
           <w:p>
             <w:pPr>
@@ -9386,8 +9386,8 @@
         <w:tc>
           <w:tcPr>
             <w:tcW w:type="dxa" w:w="1474"/>
-            <w:vAlign w:val="center"/>
             <w:shd w:val="clear" w:color="auto" w:fill="F2F5FA"/>
+            <w:vAlign w:val="center"/>
           </w:tcPr>
           <w:p>
             <w:pPr>
@@ -9407,8 +9407,8 @@
         <w:tc>
           <w:tcPr>
             <w:tcW w:type="dxa" w:w="3742"/>
-            <w:vAlign w:val="center"/>
             <w:shd w:val="clear" w:color="auto" w:fill="F2F5FA"/>
+            <w:vAlign w:val="center"/>
           </w:tcPr>
           <w:p>
             <w:pPr>
@@ -9483,13 +9483,13 @@
         <w:tblStyle w:val="TableGrid"/>
         <w:tblW w:type="auto" w:w="0"/>
         <w:tblLayout w:type="fixed"/>
-        <w:tblLook w:firstColumn="1" w:firstRow="1" w:lastColumn="0" w:lastRow="0" w:noHBand="0" w:noVBand="1" w:val="04A0"/>
         <w:tblCellMar>
           <w:top w:w="34" w:type="dxa"/>
           <w:left w:w="68" w:type="dxa"/>
           <w:bottom w:w="34" w:type="dxa"/>
           <w:right w:w="68" w:type="dxa"/>
         </w:tblCellMar>
+        <w:tblLook w:firstColumn="1" w:firstRow="1" w:lastColumn="0" w:lastRow="0" w:noHBand="0" w:noVBand="1" w:val="04A0"/>
       </w:tblPr>
       <w:tblGrid>
         <w:gridCol w:w="2438"/>
@@ -9504,8 +9504,8 @@
         <w:tc>
           <w:tcPr>
             <w:tcW w:type="dxa" w:w="680"/>
-            <w:vAlign w:val="center"/>
             <w:shd w:val="clear" w:color="auto" w:fill="1F3864"/>
+            <w:vAlign w:val="center"/>
           </w:tcPr>
           <w:p>
             <w:pPr>
@@ -9526,8 +9526,8 @@
         <w:tc>
           <w:tcPr>
             <w:tcW w:type="dxa" w:w="3175"/>
-            <w:vAlign w:val="center"/>
             <w:shd w:val="clear" w:color="auto" w:fill="1F3864"/>
+            <w:vAlign w:val="center"/>
           </w:tcPr>
           <w:p>
             <w:pPr>
@@ -9548,8 +9548,8 @@
         <w:tc>
           <w:tcPr>
             <w:tcW w:type="dxa" w:w="1701"/>
-            <w:vAlign w:val="center"/>
             <w:shd w:val="clear" w:color="auto" w:fill="1F3864"/>
+            <w:vAlign w:val="center"/>
           </w:tcPr>
           <w:p>
             <w:pPr>
@@ -9570,8 +9570,8 @@
         <w:tc>
           <w:tcPr>
             <w:tcW w:type="dxa" w:w="4195"/>
-            <w:vAlign w:val="center"/>
             <w:shd w:val="clear" w:color="auto" w:fill="1F3864"/>
+            <w:vAlign w:val="center"/>
           </w:tcPr>
           <w:p>
             <w:pPr>
@@ -9679,8 +9679,8 @@
         <w:tc>
           <w:tcPr>
             <w:tcW w:type="dxa" w:w="680"/>
-            <w:vAlign w:val="center"/>
             <w:shd w:val="clear" w:color="auto" w:fill="F2F5FA"/>
+            <w:vAlign w:val="center"/>
           </w:tcPr>
           <w:p>
             <w:pPr>
@@ -9700,8 +9700,8 @@
         <w:tc>
           <w:tcPr>
             <w:tcW w:type="dxa" w:w="3175"/>
-            <w:vAlign w:val="center"/>
             <w:shd w:val="clear" w:color="auto" w:fill="F2F5FA"/>
+            <w:vAlign w:val="center"/>
           </w:tcPr>
           <w:p>
             <w:pPr>
@@ -9720,8 +9720,8 @@
         <w:tc>
           <w:tcPr>
             <w:tcW w:type="dxa" w:w="1701"/>
-            <w:vAlign w:val="center"/>
             <w:shd w:val="clear" w:color="auto" w:fill="F2F5FA"/>
+            <w:vAlign w:val="center"/>
           </w:tcPr>
           <w:p>
             <w:pPr>
@@ -9740,8 +9740,8 @@
         <w:tc>
           <w:tcPr>
             <w:tcW w:type="dxa" w:w="4195"/>
-            <w:vAlign w:val="center"/>
             <w:shd w:val="clear" w:color="auto" w:fill="F2F5FA"/>
+            <w:vAlign w:val="center"/>
           </w:tcPr>
           <w:p>
             <w:pPr>
@@ -9847,8 +9847,8 @@
         <w:tc>
           <w:tcPr>
             <w:tcW w:type="dxa" w:w="680"/>
-            <w:vAlign w:val="center"/>
             <w:shd w:val="clear" w:color="auto" w:fill="F2F5FA"/>
+            <w:vAlign w:val="center"/>
           </w:tcPr>
           <w:p>
             <w:pPr>
@@ -9868,8 +9868,8 @@
         <w:tc>
           <w:tcPr>
             <w:tcW w:type="dxa" w:w="3175"/>
-            <w:vAlign w:val="center"/>
             <w:shd w:val="clear" w:color="auto" w:fill="F2F5FA"/>
+            <w:vAlign w:val="center"/>
           </w:tcPr>
           <w:p>
             <w:pPr>
@@ -9888,8 +9888,8 @@
         <w:tc>
           <w:tcPr>
             <w:tcW w:type="dxa" w:w="1701"/>
-            <w:vAlign w:val="center"/>
             <w:shd w:val="clear" w:color="auto" w:fill="F2F5FA"/>
+            <w:vAlign w:val="center"/>
           </w:tcPr>
           <w:p>
             <w:pPr>
@@ -9908,8 +9908,8 @@
         <w:tc>
           <w:tcPr>
             <w:tcW w:type="dxa" w:w="4195"/>
-            <w:vAlign w:val="center"/>
             <w:shd w:val="clear" w:color="auto" w:fill="F2F5FA"/>
+            <w:vAlign w:val="center"/>
           </w:tcPr>
           <w:p>
             <w:pPr>
@@ -10015,8 +10015,8 @@
         <w:tc>
           <w:tcPr>
             <w:tcW w:type="dxa" w:w="680"/>
-            <w:vAlign w:val="center"/>
             <w:shd w:val="clear" w:color="auto" w:fill="F2F5FA"/>
+            <w:vAlign w:val="center"/>
           </w:tcPr>
           <w:p>
             <w:pPr>
@@ -10036,8 +10036,8 @@
         <w:tc>
           <w:tcPr>
             <w:tcW w:type="dxa" w:w="3175"/>
-            <w:vAlign w:val="center"/>
             <w:shd w:val="clear" w:color="auto" w:fill="F2F5FA"/>
+            <w:vAlign w:val="center"/>
           </w:tcPr>
           <w:p>
             <w:pPr>
@@ -10056,8 +10056,8 @@
         <w:tc>
           <w:tcPr>
             <w:tcW w:type="dxa" w:w="1701"/>
-            <w:vAlign w:val="center"/>
             <w:shd w:val="clear" w:color="auto" w:fill="F2F5FA"/>
+            <w:vAlign w:val="center"/>
           </w:tcPr>
           <w:p>
             <w:pPr>
@@ -10076,8 +10076,8 @@
         <w:tc>
           <w:tcPr>
             <w:tcW w:type="dxa" w:w="4195"/>
-            <w:vAlign w:val="center"/>
             <w:shd w:val="clear" w:color="auto" w:fill="F2F5FA"/>
+            <w:vAlign w:val="center"/>
           </w:tcPr>
           <w:p>
             <w:pPr>
